--- a/SprawozdanieProjektoweIO.docx
+++ b/SprawozdanieProjektoweIO.docx
@@ -367,6 +367,76 @@
               </w:rPr>
               <w:t xml:space="preserve">Podział pracy: </w:t>
             </w:r>
+            <w:r>
+              <w:rPr>
+                <w:rFonts w:ascii="Nunito" w:hAnsi="Nunito"/>
+                <w:b/>
+                <w:bCs/>
+              </w:rPr>
+              <w:t xml:space="preserve"> </w:t>
+            </w:r>
+            <w:r>
+              <w:rPr>
+                <w:rFonts w:ascii="Nunito" w:hAnsi="Nunito"/>
+              </w:rPr>
+              <w:t xml:space="preserve">Diagram </w:t>
+            </w:r>
+            <w:r>
+              <w:rPr>
+                <w:rFonts w:ascii="Nunito" w:hAnsi="Nunito"/>
+              </w:rPr>
+              <w:t>Przypadk</w:t>
+            </w:r>
+            <w:r>
+              <w:rPr>
+                <w:rFonts w:ascii="Nunito" w:hAnsi="Nunito"/>
+              </w:rPr>
+              <w:t>ó</w:t>
+            </w:r>
+            <w:r>
+              <w:rPr>
+                <w:rFonts w:ascii="Nunito" w:hAnsi="Nunito"/>
+              </w:rPr>
+              <w:t>w</w:t>
+            </w:r>
+            <w:r>
+              <w:rPr>
+                <w:rFonts w:ascii="Nunito" w:hAnsi="Nunito"/>
+              </w:rPr>
+              <w:t>, Diagram K</w:t>
+            </w:r>
+            <w:r>
+              <w:rPr>
+                <w:rFonts w:ascii="Nunito" w:hAnsi="Nunito"/>
+              </w:rPr>
+              <w:t>las</w:t>
+            </w:r>
+            <w:r>
+              <w:rPr>
+                <w:rFonts w:ascii="Nunito" w:hAnsi="Nunito"/>
+              </w:rPr>
+              <w:t>, Diagram</w:t>
+            </w:r>
+            <w:r>
+              <w:rPr>
+                <w:rFonts w:ascii="Nunito" w:hAnsi="Nunito"/>
+              </w:rPr>
+              <w:t xml:space="preserve"> </w:t>
+            </w:r>
+            <w:r>
+              <w:rPr>
+                <w:rFonts w:ascii="Nunito" w:hAnsi="Nunito"/>
+              </w:rPr>
+              <w:t>Wdrożenia</w:t>
+            </w:r>
+            <w:r>
+              <w:rPr>
+                <w:rFonts w:ascii="Nunito" w:hAnsi="Nunito"/>
+                <w:b/>
+                <w:bCs/>
+              </w:rPr>
+              <w:t xml:space="preserve"> </w:t>
+            </w:r>
           </w:p>
         </w:tc>
       </w:tr>
@@ -461,20 +531,6 @@
                 <w:rFonts w:ascii="Nunito" w:hAnsi="Nunito"/>
               </w:rPr>
             </w:pPr>
-            <w:r>
-              <w:rPr>
-                <w:rFonts w:ascii="Nunito" w:hAnsi="Nunito"/>
-              </w:rPr>
-              <w:t xml:space="preserve">Jakie diagramy </w:t>
-            </w:r>
-            <w:proofErr w:type="spellStart"/>
-            <w:r>
-              <w:rPr>
-                <w:rFonts w:ascii="Nunito" w:hAnsi="Nunito"/>
-              </w:rPr>
-              <w:t>itd</w:t>
-            </w:r>
-            <w:proofErr w:type="spellEnd"/>
           </w:p>
         </w:tc>
         <w:tc>
@@ -490,20 +546,6 @@
                 <w:bCs/>
               </w:rPr>
             </w:pPr>
-            <w:r>
-              <w:rPr>
-                <w:rFonts w:ascii="Nunito" w:hAnsi="Nunito"/>
-              </w:rPr>
-              <w:t xml:space="preserve">Jakie diagramy </w:t>
-            </w:r>
-            <w:proofErr w:type="spellStart"/>
-            <w:r>
-              <w:rPr>
-                <w:rFonts w:ascii="Nunito" w:hAnsi="Nunito"/>
-              </w:rPr>
-              <w:t>itd</w:t>
-            </w:r>
-            <w:proofErr w:type="spellEnd"/>
           </w:p>
         </w:tc>
         <w:tc>
@@ -519,20 +561,6 @@
                 <w:bCs/>
               </w:rPr>
             </w:pPr>
-            <w:r>
-              <w:rPr>
-                <w:rFonts w:ascii="Nunito" w:hAnsi="Nunito"/>
-              </w:rPr>
-              <w:t xml:space="preserve">Jakie diagramy </w:t>
-            </w:r>
-            <w:proofErr w:type="spellStart"/>
-            <w:r>
-              <w:rPr>
-                <w:rFonts w:ascii="Nunito" w:hAnsi="Nunito"/>
-              </w:rPr>
-              <w:t>itd</w:t>
-            </w:r>
-            <w:proofErr w:type="spellEnd"/>
           </w:p>
         </w:tc>
       </w:tr>
@@ -609,7 +637,66 @@
         <w:t>Treść zadania projektowego</w:t>
       </w:r>
     </w:p>
-    <w:p/>
+    <w:p>
+      <w:pPr>
+        <w:pStyle w:val="font-claude-response-body"/>
+        <w:ind w:left="720"/>
+        <w:rPr>
+          <w:rFonts w:ascii="Nunito" w:hAnsi="Nunito"/>
+        </w:rPr>
+      </w:pPr>
+      <w:r>
+        <w:rPr>
+          <w:rFonts w:ascii="Nunito" w:hAnsi="Nunito"/>
+        </w:rPr>
+        <w:t xml:space="preserve">System </w:t>
+      </w:r>
+      <w:r>
+        <w:rPr>
+          <w:rFonts w:ascii="Nunito" w:hAnsi="Nunito"/>
+        </w:rPr>
+        <w:t>informatyczn</w:t>
+      </w:r>
+      <w:r>
+        <w:rPr>
+          <w:rFonts w:ascii="Nunito" w:hAnsi="Nunito"/>
+        </w:rPr>
+        <w:t>y</w:t>
+      </w:r>
+      <w:r>
+        <w:rPr>
+          <w:rFonts w:ascii="Nunito" w:hAnsi="Nunito"/>
+        </w:rPr>
+        <w:t xml:space="preserve"> wspomagając</w:t>
+      </w:r>
+      <w:r>
+        <w:rPr>
+          <w:rFonts w:ascii="Nunito" w:hAnsi="Nunito"/>
+        </w:rPr>
+        <w:t>y</w:t>
+      </w:r>
+      <w:r>
+        <w:rPr>
+          <w:rFonts w:ascii="Nunito" w:hAnsi="Nunito"/>
+        </w:rPr>
+        <w:t xml:space="preserve"> codzienne zarządzanie gospodarstwem rolnym prowadzącym uprawy roślinne.</w:t>
+      </w:r>
+    </w:p>
+    <w:p>
+      <w:pPr>
+        <w:pStyle w:val="font-claude-response-body"/>
+        <w:ind w:left="720"/>
+        <w:rPr>
+          <w:rFonts w:ascii="Nunito" w:hAnsi="Nunito"/>
+        </w:rPr>
+      </w:pPr>
+      <w:r>
+        <w:rPr>
+          <w:rFonts w:ascii="Nunito" w:hAnsi="Nunito"/>
+        </w:rPr>
+        <w:t>System ma umożliwiać śledzenie stanu pól i upraw, obsługę zamówień i dostaw środków produkcji, ewidencję maszyn rolniczych, planowanie pracy pracowników oraz podstawową obsługę finansową.</w:t>
+      </w:r>
+    </w:p>
     <w:p>
       <w:pPr>
         <w:pStyle w:val="Nagwek1"/>
@@ -627,23 +714,304 @@
           <w:rFonts w:ascii="Nunito" w:hAnsi="Nunito"/>
           <w:color w:val="auto"/>
         </w:rPr>
-        <w:t xml:space="preserve">Cel budowania systemu, jego zakres </w:t>
-      </w:r>
-      <w:proofErr w:type="gramStart"/>
-      <w:r>
-        <w:rPr>
-          <w:rFonts w:ascii="Nunito" w:hAnsi="Nunito"/>
-          <w:color w:val="auto"/>
-        </w:rPr>
-        <w:t>oraz  kontekst</w:t>
-      </w:r>
-      <w:proofErr w:type="gramEnd"/>
-      <w:r>
-        <w:rPr>
-          <w:rFonts w:ascii="Nunito" w:hAnsi="Nunito"/>
-          <w:color w:val="auto"/>
-        </w:rPr>
-        <w:t>, przewidywalne mierzalne</w:t>
+        <w:t>Cel budowania systemu, zakres</w:t>
+      </w:r>
+      <w:r>
+        <w:rPr>
+          <w:rFonts w:ascii="Nunito" w:hAnsi="Nunito"/>
+          <w:color w:val="auto"/>
+        </w:rPr>
+        <w:t>,</w:t>
+      </w:r>
+      <w:r>
+        <w:rPr>
+          <w:rFonts w:ascii="Nunito" w:hAnsi="Nunito"/>
+          <w:color w:val="auto"/>
+        </w:rPr>
+        <w:t xml:space="preserve"> kontekst</w:t>
+      </w:r>
+      <w:r>
+        <w:rPr>
+          <w:rFonts w:ascii="Nunito" w:hAnsi="Nunito"/>
+          <w:color w:val="auto"/>
+        </w:rPr>
+        <w:t xml:space="preserve"> oraz</w:t>
+      </w:r>
+      <w:r>
+        <w:rPr>
+          <w:rFonts w:ascii="Nunito" w:hAnsi="Nunito"/>
+          <w:color w:val="auto"/>
+        </w:rPr>
+        <w:t xml:space="preserve"> przewidywalne mierzalne</w:t>
+      </w:r>
+    </w:p>
+    <w:p>
+      <w:pPr>
+        <w:ind w:left="708"/>
+        <w:rPr>
+          <w:rFonts w:ascii="Nunito" w:hAnsi="Nunito"/>
+        </w:rPr>
+      </w:pPr>
+      <w:r>
+        <w:rPr>
+          <w:rFonts w:ascii="Nunito" w:hAnsi="Nunito"/>
+          <w:b/>
+          <w:bCs/>
+        </w:rPr>
+        <w:t xml:space="preserve">Celem projektu </w:t>
+      </w:r>
+      <w:r>
+        <w:rPr>
+          <w:rFonts w:ascii="Nunito" w:hAnsi="Nunito"/>
+        </w:rPr>
+        <w:t>jest stworzenie systemu</w:t>
+      </w:r>
+      <w:r>
+        <w:rPr>
+          <w:rFonts w:ascii="Nunito" w:hAnsi="Nunito"/>
+        </w:rPr>
+        <w:t xml:space="preserve"> który pozwoli rolnikowi na bieżąco śledzić stan pól, upraw oraz dostaw środków produkcji, a także lepiej planować pracę w gospodarstwie.</w:t>
+      </w:r>
+    </w:p>
+    <w:p>
+      <w:pPr>
+        <w:ind w:left="708"/>
+        <w:rPr>
+          <w:rFonts w:ascii="Nunito" w:hAnsi="Nunito"/>
+        </w:rPr>
+      </w:pPr>
+    </w:p>
+    <w:p>
+      <w:pPr>
+        <w:ind w:left="708"/>
+        <w:rPr>
+          <w:rFonts w:ascii="Nunito" w:hAnsi="Nunito"/>
+        </w:rPr>
+      </w:pPr>
+      <w:r>
+        <w:rPr>
+          <w:rFonts w:ascii="Nunito" w:hAnsi="Nunito"/>
+          <w:b/>
+          <w:bCs/>
+        </w:rPr>
+        <w:lastRenderedPageBreak/>
+        <w:t>Kontekst:</w:t>
+      </w:r>
+      <w:r>
+        <w:rPr>
+          <w:rFonts w:ascii="Nunito" w:hAnsi="Nunito"/>
+        </w:rPr>
+        <w:t xml:space="preserve"> System przeznaczony jest dla </w:t>
+      </w:r>
+      <w:r>
+        <w:rPr>
+          <w:rFonts w:ascii="Nunito" w:hAnsi="Nunito"/>
+        </w:rPr>
+        <w:t>małej/</w:t>
+      </w:r>
+      <w:r>
+        <w:rPr>
+          <w:rFonts w:ascii="Nunito" w:hAnsi="Nunito"/>
+        </w:rPr>
+        <w:t>średniej wielkości gospodarstwa rolnego</w:t>
+      </w:r>
+      <w:r>
+        <w:rPr>
+          <w:rFonts w:ascii="Nunito" w:hAnsi="Nunito"/>
+        </w:rPr>
+        <w:t xml:space="preserve">, </w:t>
+      </w:r>
+      <w:r>
+        <w:rPr>
+          <w:rFonts w:ascii="Nunito" w:hAnsi="Nunito"/>
+        </w:rPr>
+        <w:t xml:space="preserve">prowadzącego uprawy roślinne i zatrudniającego kilku pracowników sezonowych lub stałych. Dostęp przez </w:t>
+      </w:r>
+      <w:r>
+        <w:rPr>
+          <w:rFonts w:ascii="Nunito" w:hAnsi="Nunito"/>
+        </w:rPr>
+        <w:t>aplikację mobilną.</w:t>
+      </w:r>
+    </w:p>
+    <w:p>
+      <w:pPr>
+        <w:ind w:left="708"/>
+        <w:rPr>
+          <w:rFonts w:ascii="Nunito" w:hAnsi="Nunito"/>
+        </w:rPr>
+      </w:pPr>
+    </w:p>
+    <w:p>
+      <w:pPr>
+        <w:ind w:firstLine="360"/>
+        <w:rPr>
+          <w:rFonts w:ascii="Nunito" w:hAnsi="Nunito"/>
+        </w:rPr>
+      </w:pPr>
+      <w:r>
+        <w:rPr>
+          <w:rFonts w:ascii="Nunito" w:hAnsi="Nunito"/>
+          <w:b/>
+          <w:bCs/>
+        </w:rPr>
+        <w:t>Korzyści mierzalne:</w:t>
+      </w:r>
+    </w:p>
+    <w:p>
+      <w:pPr>
+        <w:numPr>
+          <w:ilvl w:val="0"/>
+          <w:numId w:val="3"/>
+        </w:numPr>
+        <w:tabs>
+          <w:tab w:val="num" w:pos="720"/>
+        </w:tabs>
+        <w:rPr>
+          <w:rFonts w:ascii="Nunito" w:hAnsi="Nunito"/>
+        </w:rPr>
+      </w:pPr>
+      <w:r>
+        <w:rPr>
+          <w:rFonts w:ascii="Nunito" w:hAnsi="Nunito"/>
+        </w:rPr>
+        <w:t>Skrócenie czasu potrzebnego na sprawdzenie stanu pól i zaplanowanie zasiewów o min. 30% (mierzone porównaniem czasu przed i po wdrożeniu)</w:t>
+      </w:r>
+    </w:p>
+    <w:p>
+      <w:pPr>
+        <w:numPr>
+          <w:ilvl w:val="0"/>
+          <w:numId w:val="3"/>
+        </w:numPr>
+        <w:tabs>
+          <w:tab w:val="num" w:pos="720"/>
+        </w:tabs>
+        <w:rPr>
+          <w:rFonts w:ascii="Nunito" w:hAnsi="Nunito"/>
+        </w:rPr>
+      </w:pPr>
+      <w:r>
+        <w:rPr>
+          <w:rFonts w:ascii="Nunito" w:hAnsi="Nunito"/>
+        </w:rPr>
+        <w:t>Redukcja opóźnionych lub brakujących dostaw nawozów i środków ochrony roślin o min. 25% (mierzone liczbą opóźnień miesięcznie)</w:t>
+      </w:r>
+    </w:p>
+    <w:p>
+      <w:pPr>
+        <w:numPr>
+          <w:ilvl w:val="0"/>
+          <w:numId w:val="3"/>
+        </w:numPr>
+        <w:tabs>
+          <w:tab w:val="num" w:pos="720"/>
+        </w:tabs>
+        <w:rPr>
+          <w:rFonts w:ascii="Nunito" w:hAnsi="Nunito"/>
+        </w:rPr>
+      </w:pPr>
+      <w:r>
+        <w:rPr>
+          <w:rFonts w:ascii="Nunito" w:hAnsi="Nunito"/>
+        </w:rPr>
+        <w:t>Zmniejszenie przestojów maszyn o min. 20% dzięki planowanym przeglądom (mierzone liczbą awarii na sezon)</w:t>
+      </w:r>
+    </w:p>
+    <w:p>
+      <w:pPr>
+        <w:ind w:firstLine="360"/>
+        <w:rPr>
+          <w:rFonts w:ascii="Nunito" w:hAnsi="Nunito"/>
+        </w:rPr>
+      </w:pPr>
+      <w:r>
+        <w:rPr>
+          <w:rFonts w:ascii="Nunito" w:hAnsi="Nunito"/>
+          <w:b/>
+          <w:bCs/>
+        </w:rPr>
+        <w:t>Korzyści niemierzalne:</w:t>
+      </w:r>
+    </w:p>
+    <w:p>
+      <w:pPr>
+        <w:numPr>
+          <w:ilvl w:val="0"/>
+          <w:numId w:val="4"/>
+        </w:numPr>
+        <w:tabs>
+          <w:tab w:val="num" w:pos="720"/>
+        </w:tabs>
+        <w:rPr>
+          <w:rFonts w:ascii="Nunito" w:hAnsi="Nunito"/>
+        </w:rPr>
+      </w:pPr>
+      <w:r>
+        <w:rPr>
+          <w:rFonts w:ascii="Nunito" w:hAnsi="Nunito"/>
+        </w:rPr>
+        <w:t>Pełna historia każdego pola — zasiewy, zabiegi, zbiory w jednym miejscu</w:t>
+      </w:r>
+    </w:p>
+    <w:p>
+      <w:pPr>
+        <w:numPr>
+          <w:ilvl w:val="0"/>
+          <w:numId w:val="4"/>
+        </w:numPr>
+        <w:tabs>
+          <w:tab w:val="num" w:pos="720"/>
+        </w:tabs>
+        <w:rPr>
+          <w:rFonts w:ascii="Nunito" w:hAnsi="Nunito"/>
+        </w:rPr>
+      </w:pPr>
+      <w:r>
+        <w:rPr>
+          <w:rFonts w:ascii="Nunito" w:hAnsi="Nunito"/>
+        </w:rPr>
+        <w:t>Lepsza kontrola nad stanem i terminowością dostaw środków produkcji</w:t>
+      </w:r>
+    </w:p>
+    <w:p>
+      <w:pPr>
+        <w:numPr>
+          <w:ilvl w:val="0"/>
+          <w:numId w:val="4"/>
+        </w:numPr>
+        <w:tabs>
+          <w:tab w:val="num" w:pos="720"/>
+        </w:tabs>
+        <w:rPr>
+          <w:rFonts w:ascii="Nunito" w:hAnsi="Nunito"/>
+        </w:rPr>
+      </w:pPr>
+      <w:r>
+        <w:rPr>
+          <w:rFonts w:ascii="Nunito" w:hAnsi="Nunito"/>
+        </w:rPr>
+        <w:t>Szybsza i czytelniejsza komunikacja zadań między rolnikiem a pracownikami</w:t>
+      </w:r>
+    </w:p>
+    <w:p>
+      <w:pPr>
+        <w:numPr>
+          <w:ilvl w:val="0"/>
+          <w:numId w:val="4"/>
+        </w:numPr>
+        <w:tabs>
+          <w:tab w:val="num" w:pos="720"/>
+        </w:tabs>
+        <w:rPr>
+          <w:rFonts w:ascii="Nunito" w:hAnsi="Nunito"/>
+        </w:rPr>
+      </w:pPr>
+      <w:r>
+        <w:rPr>
+          <w:rFonts w:ascii="Nunito" w:hAnsi="Nunito"/>
+        </w:rPr>
+        <w:t>Większa kontrola nad kosztami i przychodami gospodarstwa</w:t>
       </w:r>
     </w:p>
     <w:p/>
@@ -667,7 +1035,6 @@
         <w:t xml:space="preserve"> Słownik</w:t>
       </w:r>
     </w:p>
-    <w:p/>
     <w:p>
       <w:pPr>
         <w:pStyle w:val="Nagwek1"/>
@@ -691,6 +1058,82 @@
     <w:p/>
     <w:p>
       <w:pPr>
+        <w:pStyle w:val="Nagwek2"/>
+        <w:ind w:firstLine="360"/>
+        <w:rPr>
+          <w:color w:val="auto"/>
+        </w:rPr>
+      </w:pPr>
+      <w:r>
+        <w:rPr>
+          <w:color w:val="auto"/>
+        </w:rPr>
+        <w:t>4.1 Diagramy przypadków użycia</w:t>
+      </w:r>
+    </w:p>
+    <w:p>
+      <w:pPr>
+        <w:pStyle w:val="Nagwek3"/>
+        <w:ind w:firstLine="708"/>
+        <w:rPr>
+          <w:color w:val="auto"/>
+        </w:rPr>
+      </w:pPr>
+      <w:r>
+        <w:rPr>
+          <w:color w:val="auto"/>
+        </w:rPr>
+        <w:t>4.1.1 Opisy tekstowe wszystkich aktorów</w:t>
+      </w:r>
+    </w:p>
+    <w:p>
+      <w:pPr>
+        <w:pStyle w:val="Nagwek3"/>
+        <w:ind w:firstLine="708"/>
+        <w:rPr>
+          <w:color w:val="auto"/>
+        </w:rPr>
+      </w:pPr>
+      <w:r>
+        <w:rPr>
+          <w:color w:val="auto"/>
+        </w:rPr>
+        <w:t>4.1.2 Opisy tekstowe wybranych przypadków użycia</w:t>
+      </w:r>
+    </w:p>
+    <w:p>
+      <w:pPr>
+        <w:pStyle w:val="Nagwek2"/>
+        <w:ind w:firstLine="360"/>
+        <w:rPr>
+          <w:color w:val="auto"/>
+        </w:rPr>
+      </w:pPr>
+      <w:r>
+        <w:rPr>
+          <w:color w:val="auto"/>
+        </w:rPr>
+        <w:t>4.2 Diagramy czynności (3)</w:t>
+      </w:r>
+    </w:p>
+    <w:p>
+      <w:pPr>
+        <w:pStyle w:val="Nagwek2"/>
+        <w:ind w:firstLine="360"/>
+        <w:rPr>
+          <w:color w:val="auto"/>
+        </w:rPr>
+      </w:pPr>
+      <w:r>
+        <w:rPr>
+          <w:color w:val="auto"/>
+        </w:rPr>
+        <w:t>4.3 Diagramy interakcji z opisem tekstowym komunikatów (3)</w:t>
+      </w:r>
+    </w:p>
+    <w:p/>
+    <w:p>
+      <w:pPr>
         <w:pStyle w:val="Nagwek1"/>
         <w:numPr>
           <w:ilvl w:val="0"/>
@@ -706,11 +1149,730 @@
           <w:rFonts w:ascii="Nunito" w:hAnsi="Nunito"/>
           <w:color w:val="auto"/>
         </w:rPr>
+        <w:t>Perspektywa projektowa</w:t>
+      </w:r>
+    </w:p>
+    <w:p>
+      <w:pPr>
+        <w:pStyle w:val="Nagwek2"/>
+        <w:ind w:firstLine="708"/>
+        <w:rPr>
+          <w:color w:val="auto"/>
+        </w:rPr>
+      </w:pPr>
+      <w:r>
+        <w:rPr>
+          <w:color w:val="auto"/>
+        </w:rPr>
+        <w:t xml:space="preserve">5.4 </w:t>
+      </w:r>
+      <w:r>
+        <w:rPr>
+          <w:color w:val="auto"/>
+        </w:rPr>
+        <w:t>Propozycje interfejsu użytkownika</w:t>
+      </w:r>
+    </w:p>
+    <w:p/>
+    <w:p>
+      <w:pPr>
+        <w:keepNext/>
+      </w:pPr>
+      <w:r>
         <w:lastRenderedPageBreak/>
-        <w:t>Perspektywa projektowa</w:t>
-      </w:r>
-    </w:p>
-    <w:p/>
+        <w:drawing>
+          <wp:inline distT="0" distB="0" distL="0" distR="0" wp14:anchorId="0B53D64B" wp14:editId="5526CD2A">
+            <wp:extent cx="5760720" cy="3389630"/>
+            <wp:effectExtent l="0" t="0" r="0" b="1270"/>
+            <wp:docPr id="1673542305" name="Obraz 1"/>
+            <wp:cNvGraphicFramePr>
+              <a:graphicFrameLocks xmlns:a="http://schemas.openxmlformats.org/drawingml/2006/main" noChangeAspect="1"/>
+            </wp:cNvGraphicFramePr>
+            <a:graphic xmlns:a="http://schemas.openxmlformats.org/drawingml/2006/main">
+              <a:graphicData uri="http://schemas.openxmlformats.org/drawingml/2006/picture">
+                <pic:pic xmlns:pic="http://schemas.openxmlformats.org/drawingml/2006/picture">
+                  <pic:nvPicPr>
+                    <pic:cNvPr id="1673542305" name=""/>
+                    <pic:cNvPicPr/>
+                  </pic:nvPicPr>
+                  <pic:blipFill>
+                    <a:blip r:embed="rId5"/>
+                    <a:stretch>
+                      <a:fillRect/>
+                    </a:stretch>
+                  </pic:blipFill>
+                  <pic:spPr>
+                    <a:xfrm>
+                      <a:off x="0" y="0"/>
+                      <a:ext cx="5760720" cy="3389630"/>
+                    </a:xfrm>
+                    <a:prstGeom prst="rect">
+                      <a:avLst/>
+                    </a:prstGeom>
+                  </pic:spPr>
+                </pic:pic>
+              </a:graphicData>
+            </a:graphic>
+          </wp:inline>
+        </w:drawing>
+      </w:r>
+    </w:p>
+    <w:p>
+      <w:pPr>
+        <w:pStyle w:val="Legenda"/>
+        <w:jc w:val="center"/>
+        <w:rPr>
+          <w:i w:val="0"/>
+          <w:iCs w:val="0"/>
+          <w:color w:val="auto"/>
+        </w:rPr>
+      </w:pPr>
+      <w:r>
+        <w:rPr>
+          <w:i w:val="0"/>
+          <w:iCs w:val="0"/>
+          <w:color w:val="auto"/>
+        </w:rPr>
+        <w:t xml:space="preserve">Rysunek </w:t>
+      </w:r>
+      <w:r>
+        <w:rPr>
+          <w:i w:val="0"/>
+          <w:iCs w:val="0"/>
+          <w:color w:val="auto"/>
+        </w:rPr>
+        <w:fldChar w:fldCharType="begin"/>
+      </w:r>
+      <w:r>
+        <w:rPr>
+          <w:i w:val="0"/>
+          <w:iCs w:val="0"/>
+          <w:color w:val="auto"/>
+        </w:rPr>
+        <w:instrText xml:space="preserve"> SEQ Rysunek \* ARABIC </w:instrText>
+      </w:r>
+      <w:r>
+        <w:rPr>
+          <w:i w:val="0"/>
+          <w:iCs w:val="0"/>
+          <w:color w:val="auto"/>
+        </w:rPr>
+        <w:fldChar w:fldCharType="separate"/>
+      </w:r>
+      <w:r>
+        <w:rPr>
+          <w:i w:val="0"/>
+          <w:iCs w:val="0"/>
+          <w:noProof/>
+          <w:color w:val="auto"/>
+        </w:rPr>
+        <w:t>1</w:t>
+      </w:r>
+      <w:r>
+        <w:rPr>
+          <w:i w:val="0"/>
+          <w:iCs w:val="0"/>
+          <w:color w:val="auto"/>
+        </w:rPr>
+        <w:fldChar w:fldCharType="end"/>
+      </w:r>
+      <w:r>
+        <w:rPr>
+          <w:i w:val="0"/>
+          <w:iCs w:val="0"/>
+          <w:color w:val="auto"/>
+        </w:rPr>
+        <w:t xml:space="preserve"> - Strona główna</w:t>
+      </w:r>
+    </w:p>
+    <w:p>
+      <w:pPr>
+        <w:keepNext/>
+      </w:pPr>
+      <w:r>
+        <w:rPr>
+          <w:noProof/>
+          <w14:ligatures w14:val="standardContextual"/>
+        </w:rPr>
+        <w:t xml:space="preserve"> </w:t>
+      </w:r>
+      <w:r>
+        <w:drawing>
+          <wp:inline distT="0" distB="0" distL="0" distR="0" wp14:anchorId="68BDFB37" wp14:editId="6B827A0B">
+            <wp:extent cx="5760720" cy="3352800"/>
+            <wp:effectExtent l="0" t="0" r="0" b="0"/>
+            <wp:docPr id="601679939" name="Obraz 1"/>
+            <wp:cNvGraphicFramePr>
+              <a:graphicFrameLocks xmlns:a="http://schemas.openxmlformats.org/drawingml/2006/main" noChangeAspect="1"/>
+            </wp:cNvGraphicFramePr>
+            <a:graphic xmlns:a="http://schemas.openxmlformats.org/drawingml/2006/main">
+              <a:graphicData uri="http://schemas.openxmlformats.org/drawingml/2006/picture">
+                <pic:pic xmlns:pic="http://schemas.openxmlformats.org/drawingml/2006/picture">
+                  <pic:nvPicPr>
+                    <pic:cNvPr id="601679939" name=""/>
+                    <pic:cNvPicPr/>
+                  </pic:nvPicPr>
+                  <pic:blipFill>
+                    <a:blip r:embed="rId6"/>
+                    <a:stretch>
+                      <a:fillRect/>
+                    </a:stretch>
+                  </pic:blipFill>
+                  <pic:spPr>
+                    <a:xfrm>
+                      <a:off x="0" y="0"/>
+                      <a:ext cx="5760720" cy="3352800"/>
+                    </a:xfrm>
+                    <a:prstGeom prst="rect">
+                      <a:avLst/>
+                    </a:prstGeom>
+                  </pic:spPr>
+                </pic:pic>
+              </a:graphicData>
+            </a:graphic>
+          </wp:inline>
+        </w:drawing>
+      </w:r>
+    </w:p>
+    <w:p>
+      <w:pPr>
+        <w:pStyle w:val="Legenda"/>
+        <w:jc w:val="center"/>
+        <w:rPr>
+          <w:i w:val="0"/>
+          <w:iCs w:val="0"/>
+          <w:color w:val="auto"/>
+        </w:rPr>
+      </w:pPr>
+      <w:r>
+        <w:rPr>
+          <w:i w:val="0"/>
+          <w:iCs w:val="0"/>
+          <w:color w:val="auto"/>
+        </w:rPr>
+        <w:t xml:space="preserve">Rysunek </w:t>
+      </w:r>
+      <w:r>
+        <w:rPr>
+          <w:i w:val="0"/>
+          <w:iCs w:val="0"/>
+          <w:color w:val="auto"/>
+        </w:rPr>
+        <w:fldChar w:fldCharType="begin"/>
+      </w:r>
+      <w:r>
+        <w:rPr>
+          <w:i w:val="0"/>
+          <w:iCs w:val="0"/>
+          <w:color w:val="auto"/>
+        </w:rPr>
+        <w:instrText xml:space="preserve"> SEQ Rysunek \* ARABIC </w:instrText>
+      </w:r>
+      <w:r>
+        <w:rPr>
+          <w:i w:val="0"/>
+          <w:iCs w:val="0"/>
+          <w:color w:val="auto"/>
+        </w:rPr>
+        <w:fldChar w:fldCharType="separate"/>
+      </w:r>
+      <w:r>
+        <w:rPr>
+          <w:i w:val="0"/>
+          <w:iCs w:val="0"/>
+          <w:noProof/>
+          <w:color w:val="auto"/>
+        </w:rPr>
+        <w:t>2</w:t>
+      </w:r>
+      <w:r>
+        <w:rPr>
+          <w:i w:val="0"/>
+          <w:iCs w:val="0"/>
+          <w:color w:val="auto"/>
+        </w:rPr>
+        <w:fldChar w:fldCharType="end"/>
+      </w:r>
+      <w:r>
+        <w:rPr>
+          <w:i w:val="0"/>
+          <w:iCs w:val="0"/>
+          <w:color w:val="auto"/>
+        </w:rPr>
+        <w:t xml:space="preserve"> - Zakładka Pola i uprawy</w:t>
+      </w:r>
+    </w:p>
+    <w:p>
+      <w:pPr>
+        <w:keepNext/>
+      </w:pPr>
+      <w:r>
+        <w:lastRenderedPageBreak/>
+        <w:drawing>
+          <wp:inline distT="0" distB="0" distL="0" distR="0" wp14:anchorId="29B0D771" wp14:editId="31765ABD">
+            <wp:extent cx="5760720" cy="3367405"/>
+            <wp:effectExtent l="0" t="0" r="0" b="4445"/>
+            <wp:docPr id="646052314" name="Obraz 1"/>
+            <wp:cNvGraphicFramePr>
+              <a:graphicFrameLocks xmlns:a="http://schemas.openxmlformats.org/drawingml/2006/main" noChangeAspect="1"/>
+            </wp:cNvGraphicFramePr>
+            <a:graphic xmlns:a="http://schemas.openxmlformats.org/drawingml/2006/main">
+              <a:graphicData uri="http://schemas.openxmlformats.org/drawingml/2006/picture">
+                <pic:pic xmlns:pic="http://schemas.openxmlformats.org/drawingml/2006/picture">
+                  <pic:nvPicPr>
+                    <pic:cNvPr id="646052314" name=""/>
+                    <pic:cNvPicPr/>
+                  </pic:nvPicPr>
+                  <pic:blipFill>
+                    <a:blip r:embed="rId7"/>
+                    <a:stretch>
+                      <a:fillRect/>
+                    </a:stretch>
+                  </pic:blipFill>
+                  <pic:spPr>
+                    <a:xfrm>
+                      <a:off x="0" y="0"/>
+                      <a:ext cx="5760720" cy="3367405"/>
+                    </a:xfrm>
+                    <a:prstGeom prst="rect">
+                      <a:avLst/>
+                    </a:prstGeom>
+                  </pic:spPr>
+                </pic:pic>
+              </a:graphicData>
+            </a:graphic>
+          </wp:inline>
+        </w:drawing>
+      </w:r>
+    </w:p>
+    <w:p>
+      <w:pPr>
+        <w:pStyle w:val="Legenda"/>
+        <w:jc w:val="center"/>
+        <w:rPr>
+          <w:i w:val="0"/>
+          <w:iCs w:val="0"/>
+          <w:color w:val="auto"/>
+        </w:rPr>
+      </w:pPr>
+      <w:r>
+        <w:rPr>
+          <w:i w:val="0"/>
+          <w:iCs w:val="0"/>
+          <w:color w:val="auto"/>
+        </w:rPr>
+        <w:t xml:space="preserve">Rysunek </w:t>
+      </w:r>
+      <w:r>
+        <w:rPr>
+          <w:i w:val="0"/>
+          <w:iCs w:val="0"/>
+          <w:color w:val="auto"/>
+        </w:rPr>
+        <w:fldChar w:fldCharType="begin"/>
+      </w:r>
+      <w:r>
+        <w:rPr>
+          <w:i w:val="0"/>
+          <w:iCs w:val="0"/>
+          <w:color w:val="auto"/>
+        </w:rPr>
+        <w:instrText xml:space="preserve"> SEQ Rysunek \* ARABIC </w:instrText>
+      </w:r>
+      <w:r>
+        <w:rPr>
+          <w:i w:val="0"/>
+          <w:iCs w:val="0"/>
+          <w:color w:val="auto"/>
+        </w:rPr>
+        <w:fldChar w:fldCharType="separate"/>
+      </w:r>
+      <w:r>
+        <w:rPr>
+          <w:i w:val="0"/>
+          <w:iCs w:val="0"/>
+          <w:noProof/>
+          <w:color w:val="auto"/>
+        </w:rPr>
+        <w:t>3</w:t>
+      </w:r>
+      <w:r>
+        <w:rPr>
+          <w:i w:val="0"/>
+          <w:iCs w:val="0"/>
+          <w:color w:val="auto"/>
+        </w:rPr>
+        <w:fldChar w:fldCharType="end"/>
+      </w:r>
+      <w:r>
+        <w:rPr>
+          <w:i w:val="0"/>
+          <w:iCs w:val="0"/>
+          <w:color w:val="auto"/>
+        </w:rPr>
+        <w:t xml:space="preserve"> - Zakładka Dostawy</w:t>
+      </w:r>
+    </w:p>
+    <w:p>
+      <w:pPr>
+        <w:keepNext/>
+      </w:pPr>
+      <w:r>
+        <w:rPr>
+          <w:noProof/>
+          <w14:ligatures w14:val="standardContextual"/>
+        </w:rPr>
+        <w:t xml:space="preserve"> </w:t>
+      </w:r>
+      <w:r>
+        <w:drawing>
+          <wp:inline distT="0" distB="0" distL="0" distR="0" wp14:anchorId="6DE57F3B" wp14:editId="030280A3">
+            <wp:extent cx="5760720" cy="3348355"/>
+            <wp:effectExtent l="0" t="0" r="0" b="4445"/>
+            <wp:docPr id="26010432" name="Obraz 1"/>
+            <wp:cNvGraphicFramePr>
+              <a:graphicFrameLocks xmlns:a="http://schemas.openxmlformats.org/drawingml/2006/main" noChangeAspect="1"/>
+            </wp:cNvGraphicFramePr>
+            <a:graphic xmlns:a="http://schemas.openxmlformats.org/drawingml/2006/main">
+              <a:graphicData uri="http://schemas.openxmlformats.org/drawingml/2006/picture">
+                <pic:pic xmlns:pic="http://schemas.openxmlformats.org/drawingml/2006/picture">
+                  <pic:nvPicPr>
+                    <pic:cNvPr id="26010432" name=""/>
+                    <pic:cNvPicPr/>
+                  </pic:nvPicPr>
+                  <pic:blipFill>
+                    <a:blip r:embed="rId8"/>
+                    <a:stretch>
+                      <a:fillRect/>
+                    </a:stretch>
+                  </pic:blipFill>
+                  <pic:spPr>
+                    <a:xfrm>
+                      <a:off x="0" y="0"/>
+                      <a:ext cx="5760720" cy="3348355"/>
+                    </a:xfrm>
+                    <a:prstGeom prst="rect">
+                      <a:avLst/>
+                    </a:prstGeom>
+                  </pic:spPr>
+                </pic:pic>
+              </a:graphicData>
+            </a:graphic>
+          </wp:inline>
+        </w:drawing>
+      </w:r>
+    </w:p>
+    <w:p>
+      <w:pPr>
+        <w:pStyle w:val="Legenda"/>
+        <w:jc w:val="center"/>
+        <w:rPr>
+          <w:i w:val="0"/>
+          <w:iCs w:val="0"/>
+          <w:color w:val="auto"/>
+        </w:rPr>
+      </w:pPr>
+      <w:r>
+        <w:rPr>
+          <w:i w:val="0"/>
+          <w:iCs w:val="0"/>
+          <w:color w:val="auto"/>
+        </w:rPr>
+        <w:t xml:space="preserve">Rysunek </w:t>
+      </w:r>
+      <w:r>
+        <w:rPr>
+          <w:i w:val="0"/>
+          <w:iCs w:val="0"/>
+          <w:color w:val="auto"/>
+        </w:rPr>
+        <w:fldChar w:fldCharType="begin"/>
+      </w:r>
+      <w:r>
+        <w:rPr>
+          <w:i w:val="0"/>
+          <w:iCs w:val="0"/>
+          <w:color w:val="auto"/>
+        </w:rPr>
+        <w:instrText xml:space="preserve"> SEQ Rysunek \* ARABIC </w:instrText>
+      </w:r>
+      <w:r>
+        <w:rPr>
+          <w:i w:val="0"/>
+          <w:iCs w:val="0"/>
+          <w:color w:val="auto"/>
+        </w:rPr>
+        <w:fldChar w:fldCharType="separate"/>
+      </w:r>
+      <w:r>
+        <w:rPr>
+          <w:i w:val="0"/>
+          <w:iCs w:val="0"/>
+          <w:noProof/>
+          <w:color w:val="auto"/>
+        </w:rPr>
+        <w:t>4</w:t>
+      </w:r>
+      <w:r>
+        <w:rPr>
+          <w:i w:val="0"/>
+          <w:iCs w:val="0"/>
+          <w:color w:val="auto"/>
+        </w:rPr>
+        <w:fldChar w:fldCharType="end"/>
+      </w:r>
+      <w:r>
+        <w:rPr>
+          <w:i w:val="0"/>
+          <w:iCs w:val="0"/>
+          <w:color w:val="auto"/>
+        </w:rPr>
+        <w:t xml:space="preserve"> - Zakładka Maszyny</w:t>
+      </w:r>
+    </w:p>
+    <w:p>
+      <w:pPr>
+        <w:keepNext/>
+      </w:pPr>
+      <w:r>
+        <w:rPr>
+          <w:noProof/>
+          <w14:ligatures w14:val="standardContextual"/>
+        </w:rPr>
+        <w:lastRenderedPageBreak/>
+        <w:t xml:space="preserve"> </w:t>
+      </w:r>
+      <w:r>
+        <w:rPr>
+          <w:noProof/>
+          <w14:ligatures w14:val="standardContextual"/>
+        </w:rPr>
+        <w:drawing>
+          <wp:inline distT="0" distB="0" distL="0" distR="0" wp14:anchorId="62525C19" wp14:editId="2D93B5FA">
+            <wp:extent cx="5760720" cy="3371215"/>
+            <wp:effectExtent l="0" t="0" r="0" b="635"/>
+            <wp:docPr id="611387362" name="Obraz 1"/>
+            <wp:cNvGraphicFramePr>
+              <a:graphicFrameLocks xmlns:a="http://schemas.openxmlformats.org/drawingml/2006/main" noChangeAspect="1"/>
+            </wp:cNvGraphicFramePr>
+            <a:graphic xmlns:a="http://schemas.openxmlformats.org/drawingml/2006/main">
+              <a:graphicData uri="http://schemas.openxmlformats.org/drawingml/2006/picture">
+                <pic:pic xmlns:pic="http://schemas.openxmlformats.org/drawingml/2006/picture">
+                  <pic:nvPicPr>
+                    <pic:cNvPr id="611387362" name=""/>
+                    <pic:cNvPicPr/>
+                  </pic:nvPicPr>
+                  <pic:blipFill>
+                    <a:blip r:embed="rId9"/>
+                    <a:stretch>
+                      <a:fillRect/>
+                    </a:stretch>
+                  </pic:blipFill>
+                  <pic:spPr>
+                    <a:xfrm>
+                      <a:off x="0" y="0"/>
+                      <a:ext cx="5760720" cy="3371215"/>
+                    </a:xfrm>
+                    <a:prstGeom prst="rect">
+                      <a:avLst/>
+                    </a:prstGeom>
+                  </pic:spPr>
+                </pic:pic>
+              </a:graphicData>
+            </a:graphic>
+          </wp:inline>
+        </w:drawing>
+      </w:r>
+    </w:p>
+    <w:p>
+      <w:pPr>
+        <w:pStyle w:val="Legenda"/>
+        <w:jc w:val="center"/>
+        <w:rPr>
+          <w:i w:val="0"/>
+          <w:iCs w:val="0"/>
+          <w:color w:val="auto"/>
+        </w:rPr>
+      </w:pPr>
+      <w:r>
+        <w:rPr>
+          <w:i w:val="0"/>
+          <w:iCs w:val="0"/>
+          <w:color w:val="auto"/>
+        </w:rPr>
+        <w:t xml:space="preserve">Rysunek </w:t>
+      </w:r>
+      <w:r>
+        <w:rPr>
+          <w:i w:val="0"/>
+          <w:iCs w:val="0"/>
+          <w:color w:val="auto"/>
+        </w:rPr>
+        <w:fldChar w:fldCharType="begin"/>
+      </w:r>
+      <w:r>
+        <w:rPr>
+          <w:i w:val="0"/>
+          <w:iCs w:val="0"/>
+          <w:color w:val="auto"/>
+        </w:rPr>
+        <w:instrText xml:space="preserve"> SEQ Rysunek \* ARABIC </w:instrText>
+      </w:r>
+      <w:r>
+        <w:rPr>
+          <w:i w:val="0"/>
+          <w:iCs w:val="0"/>
+          <w:color w:val="auto"/>
+        </w:rPr>
+        <w:fldChar w:fldCharType="separate"/>
+      </w:r>
+      <w:r>
+        <w:rPr>
+          <w:i w:val="0"/>
+          <w:iCs w:val="0"/>
+          <w:noProof/>
+          <w:color w:val="auto"/>
+        </w:rPr>
+        <w:t>5</w:t>
+      </w:r>
+      <w:r>
+        <w:rPr>
+          <w:i w:val="0"/>
+          <w:iCs w:val="0"/>
+          <w:color w:val="auto"/>
+        </w:rPr>
+        <w:fldChar w:fldCharType="end"/>
+      </w:r>
+      <w:r>
+        <w:rPr>
+          <w:i w:val="0"/>
+          <w:iCs w:val="0"/>
+          <w:color w:val="auto"/>
+        </w:rPr>
+        <w:t xml:space="preserve"> - Zakładka Pracownicy</w:t>
+      </w:r>
+    </w:p>
+    <w:p>
+      <w:pPr>
+        <w:keepNext/>
+      </w:pPr>
+      <w:r>
+        <w:rPr>
+          <w:noProof/>
+          <w14:ligatures w14:val="standardContextual"/>
+        </w:rPr>
+        <w:t xml:space="preserve"> </w:t>
+      </w:r>
+      <w:r>
+        <w:rPr>
+          <w:noProof/>
+          <w14:ligatures w14:val="standardContextual"/>
+        </w:rPr>
+        <w:drawing>
+          <wp:inline distT="0" distB="0" distL="0" distR="0" wp14:anchorId="2777398B" wp14:editId="16E738ED">
+            <wp:extent cx="5760720" cy="3352165"/>
+            <wp:effectExtent l="0" t="0" r="0" b="635"/>
+            <wp:docPr id="194627072" name="Obraz 1"/>
+            <wp:cNvGraphicFramePr>
+              <a:graphicFrameLocks xmlns:a="http://schemas.openxmlformats.org/drawingml/2006/main" noChangeAspect="1"/>
+            </wp:cNvGraphicFramePr>
+            <a:graphic xmlns:a="http://schemas.openxmlformats.org/drawingml/2006/main">
+              <a:graphicData uri="http://schemas.openxmlformats.org/drawingml/2006/picture">
+                <pic:pic xmlns:pic="http://schemas.openxmlformats.org/drawingml/2006/picture">
+                  <pic:nvPicPr>
+                    <pic:cNvPr id="194627072" name=""/>
+                    <pic:cNvPicPr/>
+                  </pic:nvPicPr>
+                  <pic:blipFill>
+                    <a:blip r:embed="rId10"/>
+                    <a:stretch>
+                      <a:fillRect/>
+                    </a:stretch>
+                  </pic:blipFill>
+                  <pic:spPr>
+                    <a:xfrm>
+                      <a:off x="0" y="0"/>
+                      <a:ext cx="5760720" cy="3352165"/>
+                    </a:xfrm>
+                    <a:prstGeom prst="rect">
+                      <a:avLst/>
+                    </a:prstGeom>
+                  </pic:spPr>
+                </pic:pic>
+              </a:graphicData>
+            </a:graphic>
+          </wp:inline>
+        </w:drawing>
+      </w:r>
+    </w:p>
+    <w:p>
+      <w:pPr>
+        <w:pStyle w:val="Legenda"/>
+        <w:jc w:val="center"/>
+        <w:rPr>
+          <w:i w:val="0"/>
+          <w:iCs w:val="0"/>
+          <w:color w:val="auto"/>
+        </w:rPr>
+      </w:pPr>
+      <w:r>
+        <w:rPr>
+          <w:i w:val="0"/>
+          <w:iCs w:val="0"/>
+          <w:color w:val="auto"/>
+        </w:rPr>
+        <w:t xml:space="preserve">Rysunek </w:t>
+      </w:r>
+      <w:r>
+        <w:rPr>
+          <w:i w:val="0"/>
+          <w:iCs w:val="0"/>
+          <w:color w:val="auto"/>
+        </w:rPr>
+        <w:fldChar w:fldCharType="begin"/>
+      </w:r>
+      <w:r>
+        <w:rPr>
+          <w:i w:val="0"/>
+          <w:iCs w:val="0"/>
+          <w:color w:val="auto"/>
+        </w:rPr>
+        <w:instrText xml:space="preserve"> SEQ Rysunek \* ARABIC </w:instrText>
+      </w:r>
+      <w:r>
+        <w:rPr>
+          <w:i w:val="0"/>
+          <w:iCs w:val="0"/>
+          <w:color w:val="auto"/>
+        </w:rPr>
+        <w:fldChar w:fldCharType="separate"/>
+      </w:r>
+      <w:r>
+        <w:rPr>
+          <w:i w:val="0"/>
+          <w:iCs w:val="0"/>
+          <w:noProof/>
+          <w:color w:val="auto"/>
+        </w:rPr>
+        <w:t>6</w:t>
+      </w:r>
+      <w:r>
+        <w:rPr>
+          <w:i w:val="0"/>
+          <w:iCs w:val="0"/>
+          <w:color w:val="auto"/>
+        </w:rPr>
+        <w:fldChar w:fldCharType="end"/>
+      </w:r>
+      <w:r>
+        <w:rPr>
+          <w:i w:val="0"/>
+          <w:iCs w:val="0"/>
+          <w:color w:val="auto"/>
+        </w:rPr>
+        <w:t xml:space="preserve"> - Zakładka Finanse</w:t>
+      </w:r>
+    </w:p>
     <w:p>
       <w:pPr>
         <w:pStyle w:val="Nagwek1"/>
@@ -749,6 +1911,7 @@
           <w:rFonts w:ascii="Nunito" w:hAnsi="Nunito"/>
           <w:color w:val="auto"/>
         </w:rPr>
+        <w:lastRenderedPageBreak/>
         <w:t xml:space="preserve"> Propozycja technologii informatycznych, które mogą zostać wykorzystane do realizacji systemu</w:t>
       </w:r>
     </w:p>
@@ -1008,11 +2171,315 @@
       </w:pPr>
     </w:lvl>
   </w:abstractNum>
+  <w:abstractNum w:abstractNumId="2" w15:restartNumberingAfterBreak="0">
+    <w:nsid w:val="39414507"/>
+    <w:multiLevelType w:val="multilevel"/>
+    <w:tmpl w:val="DE341A5C"/>
+    <w:lvl w:ilvl="0">
+      <w:start w:val="1"/>
+      <w:numFmt w:val="bullet"/>
+      <w:lvlText w:val=""/>
+      <w:lvlJc w:val="left"/>
+      <w:pPr>
+        <w:tabs>
+          <w:tab w:val="num" w:pos="1068"/>
+        </w:tabs>
+        <w:ind w:left="1068" w:hanging="360"/>
+      </w:pPr>
+      <w:rPr>
+        <w:rFonts w:ascii="Symbol" w:hAnsi="Symbol" w:hint="default"/>
+        <w:sz w:val="20"/>
+      </w:rPr>
+    </w:lvl>
+    <w:lvl w:ilvl="1" w:tentative="1">
+      <w:start w:val="1"/>
+      <w:numFmt w:val="bullet"/>
+      <w:lvlText w:val="o"/>
+      <w:lvlJc w:val="left"/>
+      <w:pPr>
+        <w:tabs>
+          <w:tab w:val="num" w:pos="1788"/>
+        </w:tabs>
+        <w:ind w:left="1788" w:hanging="360"/>
+      </w:pPr>
+      <w:rPr>
+        <w:rFonts w:ascii="Courier New" w:hAnsi="Courier New" w:hint="default"/>
+        <w:sz w:val="20"/>
+      </w:rPr>
+    </w:lvl>
+    <w:lvl w:ilvl="2" w:tentative="1">
+      <w:start w:val="1"/>
+      <w:numFmt w:val="bullet"/>
+      <w:lvlText w:val=""/>
+      <w:lvlJc w:val="left"/>
+      <w:pPr>
+        <w:tabs>
+          <w:tab w:val="num" w:pos="2508"/>
+        </w:tabs>
+        <w:ind w:left="2508" w:hanging="360"/>
+      </w:pPr>
+      <w:rPr>
+        <w:rFonts w:ascii="Wingdings" w:hAnsi="Wingdings" w:hint="default"/>
+        <w:sz w:val="20"/>
+      </w:rPr>
+    </w:lvl>
+    <w:lvl w:ilvl="3" w:tentative="1">
+      <w:start w:val="1"/>
+      <w:numFmt w:val="bullet"/>
+      <w:lvlText w:val=""/>
+      <w:lvlJc w:val="left"/>
+      <w:pPr>
+        <w:tabs>
+          <w:tab w:val="num" w:pos="3228"/>
+        </w:tabs>
+        <w:ind w:left="3228" w:hanging="360"/>
+      </w:pPr>
+      <w:rPr>
+        <w:rFonts w:ascii="Wingdings" w:hAnsi="Wingdings" w:hint="default"/>
+        <w:sz w:val="20"/>
+      </w:rPr>
+    </w:lvl>
+    <w:lvl w:ilvl="4" w:tentative="1">
+      <w:start w:val="1"/>
+      <w:numFmt w:val="bullet"/>
+      <w:lvlText w:val=""/>
+      <w:lvlJc w:val="left"/>
+      <w:pPr>
+        <w:tabs>
+          <w:tab w:val="num" w:pos="3948"/>
+        </w:tabs>
+        <w:ind w:left="3948" w:hanging="360"/>
+      </w:pPr>
+      <w:rPr>
+        <w:rFonts w:ascii="Wingdings" w:hAnsi="Wingdings" w:hint="default"/>
+        <w:sz w:val="20"/>
+      </w:rPr>
+    </w:lvl>
+    <w:lvl w:ilvl="5" w:tentative="1">
+      <w:start w:val="1"/>
+      <w:numFmt w:val="bullet"/>
+      <w:lvlText w:val=""/>
+      <w:lvlJc w:val="left"/>
+      <w:pPr>
+        <w:tabs>
+          <w:tab w:val="num" w:pos="4668"/>
+        </w:tabs>
+        <w:ind w:left="4668" w:hanging="360"/>
+      </w:pPr>
+      <w:rPr>
+        <w:rFonts w:ascii="Wingdings" w:hAnsi="Wingdings" w:hint="default"/>
+        <w:sz w:val="20"/>
+      </w:rPr>
+    </w:lvl>
+    <w:lvl w:ilvl="6" w:tentative="1">
+      <w:start w:val="1"/>
+      <w:numFmt w:val="bullet"/>
+      <w:lvlText w:val=""/>
+      <w:lvlJc w:val="left"/>
+      <w:pPr>
+        <w:tabs>
+          <w:tab w:val="num" w:pos="5388"/>
+        </w:tabs>
+        <w:ind w:left="5388" w:hanging="360"/>
+      </w:pPr>
+      <w:rPr>
+        <w:rFonts w:ascii="Wingdings" w:hAnsi="Wingdings" w:hint="default"/>
+        <w:sz w:val="20"/>
+      </w:rPr>
+    </w:lvl>
+    <w:lvl w:ilvl="7" w:tentative="1">
+      <w:start w:val="1"/>
+      <w:numFmt w:val="bullet"/>
+      <w:lvlText w:val=""/>
+      <w:lvlJc w:val="left"/>
+      <w:pPr>
+        <w:tabs>
+          <w:tab w:val="num" w:pos="6108"/>
+        </w:tabs>
+        <w:ind w:left="6108" w:hanging="360"/>
+      </w:pPr>
+      <w:rPr>
+        <w:rFonts w:ascii="Wingdings" w:hAnsi="Wingdings" w:hint="default"/>
+        <w:sz w:val="20"/>
+      </w:rPr>
+    </w:lvl>
+    <w:lvl w:ilvl="8" w:tentative="1">
+      <w:start w:val="1"/>
+      <w:numFmt w:val="bullet"/>
+      <w:lvlText w:val=""/>
+      <w:lvlJc w:val="left"/>
+      <w:pPr>
+        <w:tabs>
+          <w:tab w:val="num" w:pos="6828"/>
+        </w:tabs>
+        <w:ind w:left="6828" w:hanging="360"/>
+      </w:pPr>
+      <w:rPr>
+        <w:rFonts w:ascii="Wingdings" w:hAnsi="Wingdings" w:hint="default"/>
+        <w:sz w:val="20"/>
+      </w:rPr>
+    </w:lvl>
+  </w:abstractNum>
+  <w:abstractNum w:abstractNumId="3" w15:restartNumberingAfterBreak="0">
+    <w:nsid w:val="3E766EDA"/>
+    <w:multiLevelType w:val="multilevel"/>
+    <w:tmpl w:val="EB6E6702"/>
+    <w:lvl w:ilvl="0">
+      <w:start w:val="1"/>
+      <w:numFmt w:val="bullet"/>
+      <w:lvlText w:val=""/>
+      <w:lvlJc w:val="left"/>
+      <w:pPr>
+        <w:tabs>
+          <w:tab w:val="num" w:pos="1068"/>
+        </w:tabs>
+        <w:ind w:left="1068" w:hanging="360"/>
+      </w:pPr>
+      <w:rPr>
+        <w:rFonts w:ascii="Symbol" w:hAnsi="Symbol" w:hint="default"/>
+        <w:sz w:val="20"/>
+      </w:rPr>
+    </w:lvl>
+    <w:lvl w:ilvl="1" w:tentative="1">
+      <w:start w:val="1"/>
+      <w:numFmt w:val="bullet"/>
+      <w:lvlText w:val="o"/>
+      <w:lvlJc w:val="left"/>
+      <w:pPr>
+        <w:tabs>
+          <w:tab w:val="num" w:pos="1788"/>
+        </w:tabs>
+        <w:ind w:left="1788" w:hanging="360"/>
+      </w:pPr>
+      <w:rPr>
+        <w:rFonts w:ascii="Courier New" w:hAnsi="Courier New" w:hint="default"/>
+        <w:sz w:val="20"/>
+      </w:rPr>
+    </w:lvl>
+    <w:lvl w:ilvl="2" w:tentative="1">
+      <w:start w:val="1"/>
+      <w:numFmt w:val="bullet"/>
+      <w:lvlText w:val=""/>
+      <w:lvlJc w:val="left"/>
+      <w:pPr>
+        <w:tabs>
+          <w:tab w:val="num" w:pos="2508"/>
+        </w:tabs>
+        <w:ind w:left="2508" w:hanging="360"/>
+      </w:pPr>
+      <w:rPr>
+        <w:rFonts w:ascii="Wingdings" w:hAnsi="Wingdings" w:hint="default"/>
+        <w:sz w:val="20"/>
+      </w:rPr>
+    </w:lvl>
+    <w:lvl w:ilvl="3" w:tentative="1">
+      <w:start w:val="1"/>
+      <w:numFmt w:val="bullet"/>
+      <w:lvlText w:val=""/>
+      <w:lvlJc w:val="left"/>
+      <w:pPr>
+        <w:tabs>
+          <w:tab w:val="num" w:pos="3228"/>
+        </w:tabs>
+        <w:ind w:left="3228" w:hanging="360"/>
+      </w:pPr>
+      <w:rPr>
+        <w:rFonts w:ascii="Wingdings" w:hAnsi="Wingdings" w:hint="default"/>
+        <w:sz w:val="20"/>
+      </w:rPr>
+    </w:lvl>
+    <w:lvl w:ilvl="4" w:tentative="1">
+      <w:start w:val="1"/>
+      <w:numFmt w:val="bullet"/>
+      <w:lvlText w:val=""/>
+      <w:lvlJc w:val="left"/>
+      <w:pPr>
+        <w:tabs>
+          <w:tab w:val="num" w:pos="3948"/>
+        </w:tabs>
+        <w:ind w:left="3948" w:hanging="360"/>
+      </w:pPr>
+      <w:rPr>
+        <w:rFonts w:ascii="Wingdings" w:hAnsi="Wingdings" w:hint="default"/>
+        <w:sz w:val="20"/>
+      </w:rPr>
+    </w:lvl>
+    <w:lvl w:ilvl="5" w:tentative="1">
+      <w:start w:val="1"/>
+      <w:numFmt w:val="bullet"/>
+      <w:lvlText w:val=""/>
+      <w:lvlJc w:val="left"/>
+      <w:pPr>
+        <w:tabs>
+          <w:tab w:val="num" w:pos="4668"/>
+        </w:tabs>
+        <w:ind w:left="4668" w:hanging="360"/>
+      </w:pPr>
+      <w:rPr>
+        <w:rFonts w:ascii="Wingdings" w:hAnsi="Wingdings" w:hint="default"/>
+        <w:sz w:val="20"/>
+      </w:rPr>
+    </w:lvl>
+    <w:lvl w:ilvl="6" w:tentative="1">
+      <w:start w:val="1"/>
+      <w:numFmt w:val="bullet"/>
+      <w:lvlText w:val=""/>
+      <w:lvlJc w:val="left"/>
+      <w:pPr>
+        <w:tabs>
+          <w:tab w:val="num" w:pos="5388"/>
+        </w:tabs>
+        <w:ind w:left="5388" w:hanging="360"/>
+      </w:pPr>
+      <w:rPr>
+        <w:rFonts w:ascii="Wingdings" w:hAnsi="Wingdings" w:hint="default"/>
+        <w:sz w:val="20"/>
+      </w:rPr>
+    </w:lvl>
+    <w:lvl w:ilvl="7" w:tentative="1">
+      <w:start w:val="1"/>
+      <w:numFmt w:val="bullet"/>
+      <w:lvlText w:val=""/>
+      <w:lvlJc w:val="left"/>
+      <w:pPr>
+        <w:tabs>
+          <w:tab w:val="num" w:pos="6108"/>
+        </w:tabs>
+        <w:ind w:left="6108" w:hanging="360"/>
+      </w:pPr>
+      <w:rPr>
+        <w:rFonts w:ascii="Wingdings" w:hAnsi="Wingdings" w:hint="default"/>
+        <w:sz w:val="20"/>
+      </w:rPr>
+    </w:lvl>
+    <w:lvl w:ilvl="8" w:tentative="1">
+      <w:start w:val="1"/>
+      <w:numFmt w:val="bullet"/>
+      <w:lvlText w:val=""/>
+      <w:lvlJc w:val="left"/>
+      <w:pPr>
+        <w:tabs>
+          <w:tab w:val="num" w:pos="6828"/>
+        </w:tabs>
+        <w:ind w:left="6828" w:hanging="360"/>
+      </w:pPr>
+      <w:rPr>
+        <w:rFonts w:ascii="Wingdings" w:hAnsi="Wingdings" w:hint="default"/>
+        <w:sz w:val="20"/>
+      </w:rPr>
+    </w:lvl>
+  </w:abstractNum>
   <w:num w:numId="1" w16cid:durableId="1508712729">
     <w:abstractNumId w:val="1"/>
   </w:num>
   <w:num w:numId="2" w16cid:durableId="66266167">
     <w:abstractNumId w:val="0"/>
+  </w:num>
+  <w:num w:numId="3" w16cid:durableId="305358042">
+    <w:abstractNumId w:val="3"/>
+  </w:num>
+  <w:num w:numId="4" w16cid:durableId="1260522218">
+    <w:abstractNumId w:val="2"/>
   </w:num>
 </w:numbering>
 </file>
@@ -1480,7 +2947,6 @@
     <w:next w:val="Normalny"/>
     <w:link w:val="Nagwek3Znak"/>
     <w:uiPriority w:val="9"/>
-    <w:semiHidden/>
     <w:unhideWhenUsed/>
     <w:qFormat/>
     <w:rsid w:val="00AF78CF"/>
@@ -1684,7 +3150,6 @@
     <w:basedOn w:val="Domylnaczcionkaakapitu"/>
     <w:link w:val="Nagwek3"/>
     <w:uiPriority w:val="9"/>
-    <w:semiHidden/>
     <w:rsid w:val="00AF78CF"/>
     <w:rPr>
       <w:rFonts w:eastAsiaTheme="majorEastAsia" w:cstheme="majorBidi"/>
@@ -1982,6 +3447,49 @@
     <w:rPr>
       <w:color w:val="605E5C"/>
       <w:shd w:val="clear" w:color="auto" w:fill="E1DFDD"/>
+    </w:rPr>
+  </w:style>
+  <w:style w:type="paragraph" w:customStyle="1" w:styleId="font-claude-response-body">
+    <w:name w:val="font-claude-response-body"/>
+    <w:basedOn w:val="Normalny"/>
+    <w:rsid w:val="000F1B00"/>
+    <w:pPr>
+      <w:spacing w:before="100" w:beforeAutospacing="1" w:after="100" w:afterAutospacing="1"/>
+    </w:pPr>
+    <w:rPr>
+      <w:color w:val="auto"/>
+      <w:sz w:val="24"/>
+      <w:szCs w:val="24"/>
+    </w:rPr>
+  </w:style>
+  <w:style w:type="character" w:styleId="Pogrubienie">
+    <w:name w:val="Strong"/>
+    <w:basedOn w:val="Domylnaczcionkaakapitu"/>
+    <w:uiPriority w:val="22"/>
+    <w:qFormat/>
+    <w:rsid w:val="000F1B00"/>
+    <w:rPr>
+      <w:b/>
+      <w:bCs/>
+    </w:rPr>
+  </w:style>
+  <w:style w:type="paragraph" w:styleId="Legenda">
+    <w:name w:val="caption"/>
+    <w:basedOn w:val="Normalny"/>
+    <w:next w:val="Normalny"/>
+    <w:uiPriority w:val="35"/>
+    <w:unhideWhenUsed/>
+    <w:qFormat/>
+    <w:rsid w:val="008C1CA2"/>
+    <w:pPr>
+      <w:spacing w:after="200"/>
+    </w:pPr>
+    <w:rPr>
+      <w:i/>
+      <w:iCs/>
+      <w:color w:val="0E2841" w:themeColor="text2"/>
+      <w:sz w:val="18"/>
+      <w:szCs w:val="18"/>
     </w:rPr>
   </w:style>
 </w:styles>

--- a/SprawozdanieProjektoweIO.docx
+++ b/SprawozdanieProjektoweIO.docx
@@ -1,6 +1,6 @@
 
 <file path=word/document.xml><?xml version="1.0" encoding="utf-8"?>
-<w:document xmlns:wpc="http://schemas.microsoft.com/office/word/2010/wordprocessingCanvas" xmlns:cx="http://schemas.microsoft.com/office/drawing/2014/chartex" xmlns:cx1="http://schemas.microsoft.com/office/drawing/2015/9/8/chartex" xmlns:cx2="http://schemas.microsoft.com/office/drawing/2015/10/21/chartex" xmlns:cx3="http://schemas.microsoft.com/office/drawing/2016/5/9/chartex" xmlns:cx4="http://schemas.microsoft.com/office/drawing/2016/5/10/chartex" xmlns:cx5="http://schemas.microsoft.com/office/drawing/2016/5/11/chartex" xmlns:cx6="http://schemas.microsoft.com/office/drawing/2016/5/12/chartex" xmlns:cx7="http://schemas.microsoft.com/office/drawing/2016/5/13/chartex" xmlns:cx8="http://schemas.microsoft.com/office/drawing/2016/5/14/chartex" xmlns:mc="http://schemas.openxmlformats.org/markup-compatibility/2006" xmlns:aink="http://schemas.microsoft.com/office/drawing/2016/ink" xmlns:am3d="http://schemas.microsoft.com/office/drawing/2017/model3d" xmlns:o="urn:schemas-microsoft-com:office:office" xmlns:oel="http://schemas.microsoft.com/office/2019/extlst" xmlns:r="http://schemas.openxmlformats.org/officeDocument/2006/relationships" xmlns:m="http://schemas.openxmlformats.org/officeDocument/2006/math" xmlns:v="urn:schemas-microsoft-com:vml" xmlns:wp14="http://schemas.microsoft.com/office/word/2010/wordprocessingDrawing" xmlns:wp="http://schemas.openxmlformats.org/drawingml/2006/wordprocessingDrawing" xmlns:w10="urn:schemas-microsoft-com:office:word" xmlns:w="http://schemas.openxmlformats.org/wordprocessingml/2006/main" xmlns:w14="http://schemas.microsoft.com/office/word/2010/wordml" xmlns:w15="http://schemas.microsoft.com/office/word/2012/wordml" xmlns:w16cex="http://schemas.microsoft.com/office/word/2018/wordml/cex" xmlns:w16cid="http://schemas.microsoft.com/office/word/2016/wordml/cid" xmlns:w16="http://schemas.microsoft.com/office/word/2018/wordml" xmlns:w16du="http://schemas.microsoft.com/office/word/2023/wordml/word16du" xmlns:w16sdtdh="http://schemas.microsoft.com/office/word/2020/wordml/sdtdatahash" xmlns:w16sdtfl="http://schemas.microsoft.com/office/word/2024/wordml/sdtformatlock" xmlns:w16se="http://schemas.microsoft.com/office/word/2015/wordml/symex" xmlns:wpg="http://schemas.microsoft.com/office/word/2010/wordprocessingGroup" xmlns:wpi="http://schemas.microsoft.com/office/word/2010/wordprocessingInk" xmlns:wne="http://schemas.microsoft.com/office/word/2006/wordml" xmlns:wps="http://schemas.microsoft.com/office/word/2010/wordprocessingShape" mc:Ignorable="w14 w15 w16se w16cid w16 w16cex w16sdtdh w16sdtfl w16du wp14">
+<w:document xmlns:wpc="http://schemas.microsoft.com/office/word/2010/wordprocessingCanvas" xmlns:cx="http://schemas.microsoft.com/office/drawing/2014/chartex" xmlns:cx1="http://schemas.microsoft.com/office/drawing/2015/9/8/chartex" xmlns:cx2="http://schemas.microsoft.com/office/drawing/2015/10/21/chartex" xmlns:cx3="http://schemas.microsoft.com/office/drawing/2016/5/9/chartex" xmlns:cx4="http://schemas.microsoft.com/office/drawing/2016/5/10/chartex" xmlns:cx5="http://schemas.microsoft.com/office/drawing/2016/5/11/chartex" xmlns:cx6="http://schemas.microsoft.com/office/drawing/2016/5/12/chartex" xmlns:cx7="http://schemas.microsoft.com/office/drawing/2016/5/13/chartex" xmlns:cx8="http://schemas.microsoft.com/office/drawing/2016/5/14/chartex" xmlns:mc="http://schemas.openxmlformats.org/markup-compatibility/2006" xmlns:aink="http://schemas.microsoft.com/office/drawing/2016/ink" xmlns:am3d="http://schemas.microsoft.com/office/drawing/2017/model3d" xmlns:o="urn:schemas-microsoft-com:office:office" xmlns:oel="http://schemas.microsoft.com/office/2019/extlst" xmlns:r="http://schemas.openxmlformats.org/officeDocument/2006/relationships" xmlns:m="http://schemas.openxmlformats.org/officeDocument/2006/math" xmlns:v="urn:schemas-microsoft-com:vml" xmlns:wp14="http://schemas.microsoft.com/office/word/2010/wordprocessingDrawing" xmlns:wp="http://schemas.openxmlformats.org/drawingml/2006/wordprocessingDrawing" xmlns:w10="urn:schemas-microsoft-com:office:word" xmlns:w="http://schemas.openxmlformats.org/wordprocessingml/2006/main" xmlns:w14="http://schemas.microsoft.com/office/word/2010/wordml" xmlns:w15="http://schemas.microsoft.com/office/word/2012/wordml" xmlns:w16cex="http://schemas.microsoft.com/office/word/2018/wordml/cex" xmlns:w16cid="http://schemas.microsoft.com/office/word/2016/wordml/cid" xmlns:w16="http://schemas.microsoft.com/office/word/2018/wordml" xmlns:w16du="http://schemas.microsoft.com/office/word/2023/wordml/word16du" xmlns:w16sdtdh="http://schemas.microsoft.com/office/word/2020/wordml/sdtdatahash" xmlns:w16sdtfl="http://schemas.microsoft.com/office/word/2024/wordml/sdtformatlock" xmlns:w16se="http://schemas.microsoft.com/office/word/2015/wordml/symex" xmlns:wpg="http://schemas.microsoft.com/office/word/2010/wordprocessingGroup" xmlns:wpi="http://schemas.microsoft.com/office/word/2010/wordprocessingInk" xmlns:wne="http://schemas.microsoft.com/office/word/2006/wordml" xmlns:wps="http://schemas.microsoft.com/office/word/2010/wordprocessingShape" xmlns:a="http://schemas.openxmlformats.org/drawingml/2006/main" xmlns:pic="http://schemas.openxmlformats.org/drawingml/2006/picture" mc:Ignorable="w14 w15 w16se w16cid w16 w16cex w16sdtdh w16sdtfl w16du wp14">
   <w:body>
     <w:p>
       <w:pPr>
@@ -1088,6 +1088,172 @@
     </w:p>
     <w:p>
       <w:pPr>
+        <w:pStyle w:val="Akapitzlist"/>
+        <w:spacing w:before="0" w:beforeAutospacing="off" w:after="0" w:afterAutospacing="off"/>
+        <w:ind w:left="720" w:firstLine="696"/>
+        <w:rPr>
+          <w:rFonts w:ascii="Times New Roman" w:hAnsi="Times New Roman" w:eastAsia="Times New Roman" w:cs="Times New Roman"/>
+          <w:noProof w:val="0"/>
+          <w:sz w:val="22"/>
+          <w:szCs w:val="22"/>
+          <w:lang w:val="pl-PL"/>
+        </w:rPr>
+      </w:pPr>
+      <w:r>
+        <w:rPr>
+          <w:rFonts w:ascii="Times New Roman" w:hAnsi="Times New Roman" w:eastAsia="Times New Roman" w:cs="Times New Roman"/>
+          <w:noProof w:val="0"/>
+          <w:sz w:val="22"/>
+          <w:szCs w:val="22"/>
+          <w:lang w:val="pl-PL"/>
+        </w:rPr>
+        <w:t xml:space="preserve">1. </w:t>
+      </w:r>
+      <w:r>
+        <w:rPr>
+          <w:rFonts w:ascii="Times New Roman" w:hAnsi="Times New Roman" w:eastAsia="Times New Roman" w:cs="Times New Roman"/>
+          <w:b w:val="1"/>
+          <w:bCs w:val="1"/>
+          <w:i w:val="1"/>
+          <w:iCs w:val="1"/>
+          <w:noProof w:val="0"/>
+          <w:sz w:val="22"/>
+          <w:szCs w:val="22"/>
+          <w:lang w:val="pl-PL"/>
+        </w:rPr>
+        <w:t>Właściciel</w:t>
+      </w:r>
+      <w:r>
+        <w:rPr>
+          <w:rFonts w:ascii="Times New Roman" w:hAnsi="Times New Roman" w:eastAsia="Times New Roman" w:cs="Times New Roman"/>
+          <w:noProof w:val="0"/>
+          <w:sz w:val="22"/>
+          <w:szCs w:val="22"/>
+          <w:lang w:val="pl-PL"/>
+        </w:rPr>
+        <w:t xml:space="preserve"> </w:t>
+      </w:r>
+      <w:r>
+        <w:rPr>
+          <w:rFonts w:ascii="Times New Roman" w:hAnsi="Times New Roman" w:eastAsia="Times New Roman" w:cs="Times New Roman"/>
+          <w:noProof w:val="0"/>
+          <w:sz w:val="22"/>
+          <w:szCs w:val="22"/>
+          <w:lang w:val="pl-PL"/>
+        </w:rPr>
+        <w:t>jest głównym administratorem systemu zarządzania gospodarstwem rolnym. Posiada najszerszy zakres uprawnień spośród wszystkich aktorów. Do jego głównych obowiązków należy zarządzanie zasobami ludzkimi poprzez dodawanie pracowników do systemu, składanie zamówień na niezbędne materiały, zgłaszanie braków w materiałach oraz nadzorowanie realizacji zadań rolniczych. Właściciel odpowiada również za wstawianie opisów konkretnych zadań rolniczych oraz przydzielanie do nich odpowiednich pracowników. Jest aktorem inicjującym większość procesów biznesowych w systemie.</w:t>
+      </w:r>
+    </w:p>
+    <w:p>
+      <w:pPr>
+        <w:pStyle w:val="Akapitzlist"/>
+        <w:spacing w:before="0" w:beforeAutospacing="off" w:after="0" w:afterAutospacing="off"/>
+        <w:ind w:left="720" w:firstLine="696"/>
+        <w:rPr>
+          <w:rFonts w:ascii="Times New Roman" w:hAnsi="Times New Roman" w:eastAsia="Times New Roman" w:cs="Times New Roman"/>
+          <w:noProof w:val="0"/>
+          <w:sz w:val="22"/>
+          <w:szCs w:val="22"/>
+          <w:lang w:val="pl-PL"/>
+        </w:rPr>
+      </w:pPr>
+      <w:r>
+        <w:rPr>
+          <w:rFonts w:ascii="Times New Roman" w:hAnsi="Times New Roman" w:eastAsia="Times New Roman" w:cs="Times New Roman"/>
+          <w:noProof w:val="0"/>
+          <w:sz w:val="22"/>
+          <w:szCs w:val="22"/>
+          <w:lang w:val="pl-PL"/>
+        </w:rPr>
+        <w:t xml:space="preserve">2. </w:t>
+      </w:r>
+      <w:r>
+        <w:rPr>
+          <w:rFonts w:ascii="Times New Roman" w:hAnsi="Times New Roman" w:eastAsia="Times New Roman" w:cs="Times New Roman"/>
+          <w:b w:val="1"/>
+          <w:bCs w:val="1"/>
+          <w:i w:val="1"/>
+          <w:iCs w:val="1"/>
+          <w:noProof w:val="0"/>
+          <w:sz w:val="22"/>
+          <w:szCs w:val="22"/>
+          <w:lang w:val="pl-PL"/>
+        </w:rPr>
+        <w:t>Pracownik</w:t>
+      </w:r>
+      <w:r>
+        <w:rPr>
+          <w:rFonts w:ascii="Times New Roman" w:hAnsi="Times New Roman" w:eastAsia="Times New Roman" w:cs="Times New Roman"/>
+          <w:noProof w:val="0"/>
+          <w:sz w:val="22"/>
+          <w:szCs w:val="22"/>
+          <w:lang w:val="pl-PL"/>
+        </w:rPr>
+        <w:t xml:space="preserve"> jest wykonawcą zadań rolniczych przydzielonych przez właściciela. Jego rola w systemie koncentruje się na operacyjnej realizacji prac polowych. Przyjmuje przydzielone zadania rolnicze, odbiera zamówione materiały, pobiera potrzebny sprzęt i maszyny, a następnie wykonuje przydzieloną pracę polową. W przypadku wykrycia problemów technicznych ze sprzętem, pracownik ma obowiązek zgłoszenia usterki do mechanika. Po zakończeniu pracy oznacza zadanie jako ukończone. Pracownik podlega bezpośrednio właścicielowi i jest aktorem zależnym od jego decyzji organizacyjnych.</w:t>
+      </w:r>
+    </w:p>
+    <w:p>
+      <w:pPr>
+        <w:pStyle w:val="Akapitzlist"/>
+        <w:spacing w:before="0" w:beforeAutospacing="off" w:after="0" w:afterAutospacing="off"/>
+        <w:ind w:left="720" w:firstLine="696"/>
+        <w:rPr>
+          <w:rFonts w:ascii="Times New Roman" w:hAnsi="Times New Roman" w:eastAsia="Times New Roman" w:cs="Times New Roman"/>
+          <w:noProof w:val="0"/>
+          <w:sz w:val="22"/>
+          <w:szCs w:val="22"/>
+          <w:lang w:val="pl-PL"/>
+        </w:rPr>
+      </w:pPr>
+      <w:r>
+        <w:rPr>
+          <w:rFonts w:ascii="Times New Roman" w:hAnsi="Times New Roman" w:eastAsia="Times New Roman" w:cs="Times New Roman"/>
+          <w:noProof w:val="0"/>
+          <w:sz w:val="22"/>
+          <w:szCs w:val="22"/>
+          <w:lang w:val="pl-PL"/>
+        </w:rPr>
+        <w:t xml:space="preserve">3. </w:t>
+      </w:r>
+      <w:r>
+        <w:rPr>
+          <w:rFonts w:ascii="Times New Roman" w:hAnsi="Times New Roman" w:eastAsia="Times New Roman" w:cs="Times New Roman"/>
+          <w:b w:val="1"/>
+          <w:bCs w:val="1"/>
+          <w:i w:val="1"/>
+          <w:iCs w:val="1"/>
+          <w:noProof w:val="0"/>
+          <w:sz w:val="22"/>
+          <w:szCs w:val="22"/>
+          <w:lang w:val="pl-PL"/>
+        </w:rPr>
+        <w:t>Mechanik</w:t>
+      </w:r>
+      <w:r>
+        <w:rPr>
+          <w:rFonts w:ascii="Times New Roman" w:hAnsi="Times New Roman" w:eastAsia="Times New Roman" w:cs="Times New Roman"/>
+          <w:i w:val="1"/>
+          <w:iCs w:val="1"/>
+          <w:noProof w:val="0"/>
+          <w:sz w:val="22"/>
+          <w:szCs w:val="22"/>
+          <w:lang w:val="pl-PL"/>
+        </w:rPr>
+        <w:t xml:space="preserve"> </w:t>
+      </w:r>
+      <w:r>
+        <w:rPr>
+          <w:rFonts w:ascii="Times New Roman" w:hAnsi="Times New Roman" w:eastAsia="Times New Roman" w:cs="Times New Roman"/>
+          <w:noProof w:val="0"/>
+          <w:sz w:val="22"/>
+          <w:szCs w:val="22"/>
+          <w:lang w:val="pl-PL"/>
+        </w:rPr>
+        <w:t>jest aktorem odpowiedzialnym za utrzymanie sprawności technicznej maszyn rolniczych wykorzystywanych w gospodarstwie. Jego działania są inicjowane przez zgłoszenia usterek napływające od pracowników. Po przyjęciu zgłoszenia mechanik przeprowadza analizę usterki, w razie potrzeby zamawia i odbiera niezbędne części zamienne, a następnie dokonuje naprawy maszyny. Po zakończeniu obsługi zgłoszenia mechanik powiadamia pracownika o gotowości odbioru maszyny oraz wystawia zlecenie odbioru. Jest aktorem technicznym, działającym reaktywnie w odpowiedzi na zgłaszane problemy.</w:t>
+      </w:r>
+    </w:p>
+    <w:p>
+      <w:pPr>
         <w:pStyle w:val="Nagwek3"/>
         <w:ind w:firstLine="708"/>
         <w:rPr>
@@ -1099,6 +1265,511 @@
           <w:color w:val="auto"/>
         </w:rPr>
         <w:t>4.1.2 Opisy tekstowe wybranych przypadków użycia</w:t>
+      </w:r>
+    </w:p>
+    <w:p>
+      <w:pPr>
+        <w:pStyle w:val="Normalny"/>
+        <w:ind w:left="708" w:firstLine="0"/>
+        <w:rPr>
+          <w:i w:val="1"/>
+          <w:iCs w:val="1"/>
+          <w:sz w:val="28"/>
+          <w:szCs w:val="28"/>
+        </w:rPr>
+      </w:pPr>
+      <w:r>
+        <w:rPr>
+          <w:i w:val="1"/>
+          <w:iCs w:val="1"/>
+          <w:sz w:val="28"/>
+          <w:szCs w:val="28"/>
+        </w:rPr>
+        <w:t>Nazwa przypadku: Rozpoczęcie pracy</w:t>
+      </w:r>
+    </w:p>
+    <w:p>
+      <w:pPr>
+        <w:pStyle w:val="Normalny"/>
+        <w:ind w:left="1416"/>
+        <w:rPr>
+          <w:b w:val="1"/>
+          <w:bCs w:val="1"/>
+          <w:i w:val="0"/>
+          <w:iCs w:val="0"/>
+          <w:sz w:val="24"/>
+          <w:szCs w:val="24"/>
+        </w:rPr>
+      </w:pPr>
+      <w:r>
+        <w:rPr>
+          <w:b w:val="1"/>
+          <w:bCs w:val="1"/>
+          <w:i w:val="0"/>
+          <w:iCs w:val="0"/>
+          <w:sz w:val="24"/>
+          <w:szCs w:val="24"/>
+        </w:rPr>
+        <w:t>Wykaz uczestniczących aktorów:</w:t>
+      </w:r>
+    </w:p>
+    <w:p>
+      <w:pPr>
+        <w:pStyle w:val="Akapitzlist"/>
+        <w:numPr>
+          <w:ilvl w:val="0"/>
+          <w:numId w:val="9"/>
+        </w:numPr>
+        <w:rPr/>
+      </w:pPr>
+      <w:r>
+        <w:rPr/>
+        <w:t>Pracownik (aktor główny)</w:t>
+      </w:r>
+    </w:p>
+    <w:p>
+      <w:pPr>
+        <w:pStyle w:val="Normalny"/>
+        <w:ind w:left="1416"/>
+        <w:rPr>
+          <w:b w:val="1"/>
+          <w:bCs w:val="1"/>
+          <w:sz w:val="24"/>
+          <w:szCs w:val="24"/>
+        </w:rPr>
+      </w:pPr>
+      <w:r>
+        <w:rPr>
+          <w:b w:val="1"/>
+          <w:bCs w:val="1"/>
+          <w:sz w:val="24"/>
+          <w:szCs w:val="24"/>
+        </w:rPr>
+        <w:t>Scenariusz podstawowy:</w:t>
+      </w:r>
+    </w:p>
+    <w:p>
+      <w:pPr>
+        <w:pStyle w:val="Normalny"/>
+        <w:ind w:left="1416"/>
+      </w:pPr>
+      <w:r>
+        <w:rPr/>
+        <w:t xml:space="preserve">1. </w:t>
+      </w:r>
+      <w:r>
+        <w:rPr/>
+        <w:t xml:space="preserve">  </w:t>
+      </w:r>
+      <w:r>
+        <w:rPr/>
+        <w:t>Pracownik loguje się do systemu i przegląda przydzielone mu zadanie rolnicze.</w:t>
+      </w:r>
+    </w:p>
+    <w:p>
+      <w:pPr>
+        <w:pStyle w:val="Normalny"/>
+        <w:ind w:left="1416"/>
+      </w:pPr>
+      <w:r>
+        <w:rPr/>
+        <w:t xml:space="preserve">2. </w:t>
+      </w:r>
+      <w:r>
+        <w:rPr/>
+        <w:t xml:space="preserve">  </w:t>
+      </w:r>
+      <w:r>
+        <w:rPr/>
+        <w:t>Pracownik potwierdza przyjęcie zadania rolniczego.</w:t>
+      </w:r>
+    </w:p>
+    <w:p>
+      <w:pPr>
+        <w:pStyle w:val="Normalny"/>
+        <w:ind w:left="1416"/>
+      </w:pPr>
+      <w:r>
+        <w:rPr/>
+        <w:t xml:space="preserve">3. </w:t>
+      </w:r>
+      <w:r>
+        <w:rPr/>
+        <w:t xml:space="preserve">  </w:t>
+      </w:r>
+      <w:r>
+        <w:rPr/>
+        <w:t>System automatycznie inicjuje przypadek użycia "Zabranie materiałów i</w:t>
+      </w:r>
+    </w:p>
+    <w:p>
+      <w:pPr>
+        <w:pStyle w:val="Normalny"/>
+        <w:ind w:left="1416"/>
+      </w:pPr>
+      <w:r>
+        <w:rPr/>
+        <w:t>maszyny rolniczej potrzebnej do pracy" (relacja &lt;&lt;include&gt;&gt;).</w:t>
+      </w:r>
+    </w:p>
+    <w:p>
+      <w:pPr>
+        <w:pStyle w:val="Normalny"/>
+        <w:ind w:left="1416"/>
+      </w:pPr>
+      <w:r>
+        <w:rPr/>
+        <w:t xml:space="preserve">4. </w:t>
+      </w:r>
+      <w:r>
+        <w:rPr/>
+        <w:t xml:space="preserve">  </w:t>
+      </w:r>
+      <w:r>
+        <w:rPr/>
+        <w:t>Pracownik pobiera odpowiednie materiały oraz maszynę rolniczą przypisaną do</w:t>
+      </w:r>
+    </w:p>
+    <w:p>
+      <w:pPr>
+        <w:pStyle w:val="Normalny"/>
+        <w:ind w:left="1416"/>
+      </w:pPr>
+      <w:r>
+        <w:rPr/>
+        <w:t>zadania.</w:t>
+      </w:r>
+    </w:p>
+    <w:p>
+      <w:pPr>
+        <w:pStyle w:val="Normalny"/>
+        <w:ind w:left="1416"/>
+      </w:pPr>
+      <w:r>
+        <w:rPr/>
+        <w:t xml:space="preserve">5. </w:t>
+      </w:r>
+      <w:r>
+        <w:rPr/>
+        <w:t xml:space="preserve">  </w:t>
+      </w:r>
+      <w:r>
+        <w:rPr/>
+        <w:t>Pracownik potwierdza gotowość do rozpoczęcia pracy.</w:t>
+      </w:r>
+    </w:p>
+    <w:p>
+      <w:pPr>
+        <w:pStyle w:val="Normalny"/>
+        <w:ind w:left="1416"/>
+      </w:pPr>
+      <w:r>
+        <w:rPr/>
+        <w:t xml:space="preserve">6. </w:t>
+      </w:r>
+      <w:r>
+        <w:rPr/>
+        <w:t xml:space="preserve">  </w:t>
+      </w:r>
+      <w:r>
+        <w:rPr/>
+        <w:t>System rejestruje rozpoczęcie pracy i aktualizuje status zadania.</w:t>
+      </w:r>
+    </w:p>
+    <w:p>
+      <w:pPr>
+        <w:pStyle w:val="Normalny"/>
+        <w:ind w:left="1416"/>
+        <w:rPr>
+          <w:b w:val="1"/>
+          <w:bCs w:val="1"/>
+          <w:sz w:val="24"/>
+          <w:szCs w:val="24"/>
+        </w:rPr>
+      </w:pPr>
+      <w:r>
+        <w:rPr>
+          <w:b w:val="1"/>
+          <w:bCs w:val="1"/>
+          <w:sz w:val="24"/>
+          <w:szCs w:val="24"/>
+        </w:rPr>
+        <w:t>Scenariusz alternatywny:</w:t>
+      </w:r>
+    </w:p>
+    <w:p>
+      <w:pPr>
+        <w:pStyle w:val="Normalny"/>
+        <w:ind w:left="1416"/>
+      </w:pPr>
+      <w:r>
+        <w:rPr/>
+        <w:t xml:space="preserve">• </w:t>
+      </w:r>
+      <w:r>
+        <w:rPr/>
+        <w:t xml:space="preserve">    </w:t>
+      </w:r>
+      <w:r>
+        <w:rPr/>
+        <w:t>Materiały lub maszyna rolnicza są niedostępne → Pracownik zgłasza braki w</w:t>
+      </w:r>
+    </w:p>
+    <w:p>
+      <w:pPr>
+        <w:pStyle w:val="Normalny"/>
+        <w:ind w:left="1416"/>
+      </w:pPr>
+      <w:r>
+        <w:rPr/>
+        <w:t>materiałach (oddzielny przypadek użycia) i wstrzymuje rozpoczęcie pracy do</w:t>
+      </w:r>
+    </w:p>
+    <w:p>
+      <w:pPr>
+        <w:pStyle w:val="Normalny"/>
+        <w:ind w:left="1416"/>
+      </w:pPr>
+      <w:r>
+        <w:rPr/>
+        <w:t>czasu ich uzupełnienia.</w:t>
+      </w:r>
+    </w:p>
+    <w:p>
+      <w:pPr>
+        <w:pStyle w:val="Normalny"/>
+        <w:ind w:left="1416"/>
+      </w:pPr>
+      <w:r>
+        <w:rPr/>
+        <w:t xml:space="preserve">• </w:t>
+      </w:r>
+      <w:r>
+        <w:rPr/>
+        <w:t xml:space="preserve">    </w:t>
+      </w:r>
+      <w:r>
+        <w:rPr/>
+        <w:t>Maszyna rolnicza jest uszkodzona → Pracownik zgłasza usterkę do mechanika i</w:t>
+      </w:r>
+    </w:p>
+    <w:p>
+      <w:pPr>
+        <w:pStyle w:val="Normalny"/>
+        <w:ind w:left="1416"/>
+      </w:pPr>
+      <w:r>
+        <w:rPr/>
+        <w:t>nie może rozpocząć pracy.</w:t>
+      </w:r>
+    </w:p>
+    <w:p>
+      <w:pPr>
+        <w:pStyle w:val="Normalny"/>
+        <w:ind w:left="1416"/>
+        <w:rPr>
+          <w:b w:val="1"/>
+          <w:bCs w:val="1"/>
+          <w:sz w:val="24"/>
+          <w:szCs w:val="24"/>
+        </w:rPr>
+      </w:pPr>
+      <w:r>
+        <w:rPr>
+          <w:b w:val="1"/>
+          <w:bCs w:val="1"/>
+          <w:sz w:val="24"/>
+          <w:szCs w:val="24"/>
+        </w:rPr>
+        <w:t>Częstotliwość wykonania:</w:t>
+      </w:r>
+    </w:p>
+    <w:p>
+      <w:pPr>
+        <w:pStyle w:val="Normalny"/>
+        <w:ind w:left="1416"/>
+      </w:pPr>
+      <w:r>
+        <w:rPr/>
+        <w:t xml:space="preserve">• </w:t>
+      </w:r>
+      <w:r>
+        <w:rPr/>
+        <w:t xml:space="preserve">    </w:t>
+      </w:r>
+      <w:r>
+        <w:rPr/>
+        <w:t>Wykonywany każdorazowo przed podjęciem przydzielonego zadania polowego.</w:t>
+      </w:r>
+    </w:p>
+    <w:p>
+      <w:pPr>
+        <w:pStyle w:val="Normalny"/>
+        <w:ind w:left="1416"/>
+      </w:pPr>
+      <w:r>
+        <w:rPr/>
+        <w:t xml:space="preserve">• </w:t>
+      </w:r>
+      <w:r>
+        <w:rPr/>
+        <w:t xml:space="preserve">    </w:t>
+      </w:r>
+      <w:r>
+        <w:rPr/>
+        <w:t>Przewidywane spiętrzenie: okresy intensywnych prac sezonowych (np. siewy,</w:t>
+      </w:r>
+    </w:p>
+    <w:p>
+      <w:pPr>
+        <w:pStyle w:val="Normalny"/>
+        <w:ind w:left="1416"/>
+      </w:pPr>
+      <w:r>
+        <w:rPr/>
+        <w:t>żniwa).</w:t>
+      </w:r>
+    </w:p>
+    <w:p>
+      <w:pPr>
+        <w:pStyle w:val="Normalny"/>
+        <w:ind w:left="1416"/>
+        <w:rPr>
+          <w:b w:val="1"/>
+          <w:bCs w:val="1"/>
+          <w:sz w:val="24"/>
+          <w:szCs w:val="24"/>
+        </w:rPr>
+      </w:pPr>
+      <w:r>
+        <w:rPr>
+          <w:b w:val="1"/>
+          <w:bCs w:val="1"/>
+          <w:sz w:val="24"/>
+          <w:szCs w:val="24"/>
+        </w:rPr>
+        <w:t>Czasy realizacji:</w:t>
+      </w:r>
+    </w:p>
+    <w:p>
+      <w:pPr>
+        <w:pStyle w:val="Normalny"/>
+        <w:ind w:left="1416"/>
+      </w:pPr>
+      <w:r>
+        <w:rPr/>
+        <w:t xml:space="preserve">• </w:t>
+      </w:r>
+      <w:r>
+        <w:rPr/>
+        <w:t xml:space="preserve">    </w:t>
+      </w:r>
+      <w:r>
+        <w:rPr/>
+        <w:t>Typowy: 10–20 minut</w:t>
+      </w:r>
+    </w:p>
+    <w:p>
+      <w:pPr>
+        <w:pStyle w:val="Normalny"/>
+        <w:ind w:left="1416"/>
+      </w:pPr>
+      <w:r>
+        <w:rPr/>
+        <w:t xml:space="preserve">• </w:t>
+      </w:r>
+      <w:r>
+        <w:rPr/>
+        <w:t xml:space="preserve">    </w:t>
+      </w:r>
+      <w:r>
+        <w:rPr/>
+        <w:t>Maksymalny: 60 minut (w przypadku problemów z dostępnością sprzętu lub</w:t>
+      </w:r>
+    </w:p>
+    <w:p>
+      <w:pPr>
+        <w:pStyle w:val="Normalny"/>
+        <w:ind w:left="1416"/>
+      </w:pPr>
+      <w:r>
+        <w:rPr/>
+        <w:t>materiałów)</w:t>
+      </w:r>
+    </w:p>
+    <w:p>
+      <w:pPr>
+        <w:pStyle w:val="Normalny"/>
+        <w:ind w:left="1416"/>
+        <w:rPr>
+          <w:b w:val="1"/>
+          <w:bCs w:val="1"/>
+          <w:sz w:val="24"/>
+          <w:szCs w:val="24"/>
+        </w:rPr>
+      </w:pPr>
+      <w:r>
+        <w:rPr>
+          <w:b w:val="1"/>
+          <w:bCs w:val="1"/>
+          <w:sz w:val="24"/>
+          <w:szCs w:val="24"/>
+        </w:rPr>
+        <w:t>Opis wartości uzyskiwanych przez aktorów po zakończeniu przypadku użycia:</w:t>
+      </w:r>
+    </w:p>
+    <w:p>
+      <w:pPr>
+        <w:pStyle w:val="Normalny"/>
+        <w:ind w:left="1416"/>
+      </w:pPr>
+      <w:r>
+        <w:rPr/>
+        <w:t xml:space="preserve">• </w:t>
+      </w:r>
+      <w:r>
+        <w:rPr/>
+        <w:t xml:space="preserve">    </w:t>
+      </w:r>
+      <w:r>
+        <w:rPr/>
+        <w:t>Pracownik – posiada komplet materiałów i sprawną maszynę rolniczą, jest</w:t>
+      </w:r>
+    </w:p>
+    <w:p>
+      <w:pPr>
+        <w:pStyle w:val="Normalny"/>
+        <w:ind w:left="1416"/>
+      </w:pPr>
+      <w:r>
+        <w:rPr/>
+        <w:t>gotowy do wykonywania przydzielonej pracy polowej.</w:t>
+      </w:r>
+    </w:p>
+    <w:p>
+      <w:pPr>
+        <w:pStyle w:val="Normalny"/>
+        <w:ind w:left="1416"/>
+      </w:pPr>
+      <w:r>
+        <w:rPr/>
+        <w:t xml:space="preserve">• </w:t>
+      </w:r>
+      <w:r>
+        <w:rPr/>
+        <w:t xml:space="preserve">    </w:t>
+      </w:r>
+      <w:r>
+        <w:rPr/>
+        <w:t>System / Właściciel – uzyskuje informację o faktycznym rozpoczęciu realizacji</w:t>
+      </w:r>
+      <w:r>
+        <w:rPr/>
+        <w:t xml:space="preserve"> </w:t>
+      </w:r>
+      <w:r>
+        <w:rPr/>
+        <w:t>zadania, co umożliwia bieżące monitorowanie postępu prac.</w:t>
       </w:r>
     </w:p>
     <w:p>
@@ -1966,7 +2637,7 @@
       </w:pPr>
       <w:r>
         <w:rPr>
-          <w:rFonts w:ascii="Nunito" w:eastAsiaTheme="majorEastAsia" w:hAnsi="Nunito" w:cstheme="majorBidi"/>
+          <w:rFonts w:ascii="Nunito" w:hAnsi="Nunito" w:eastAsiaTheme="majorEastAsia" w:cstheme="majorBidi"/>
           <w:color w:val="auto"/>
           <w:sz w:val="40"/>
           <w:szCs w:val="40"/>
@@ -1983,7 +2654,7 @@
     </w:p>
     <w:p/>
     <w:sectPr>
-      <w:pgSz w:w="11906" w:h="16838"/>
+      <w:pgSz w:w="11906" w:h="16838" w:orient="portrait"/>
       <w:pgMar w:top="1417" w:right="1417" w:bottom="1417" w:left="1417" w:header="708" w:footer="708" w:gutter="0"/>
       <w:cols w:space="708"/>
       <w:docGrid w:linePitch="360"/>
@@ -1994,6 +2665,821 @@
 
 <file path=word/numbering.xml><?xml version="1.0" encoding="utf-8"?>
 <w:numbering xmlns:wpc="http://schemas.microsoft.com/office/word/2010/wordprocessingCanvas" xmlns:cx="http://schemas.microsoft.com/office/drawing/2014/chartex" xmlns:cx1="http://schemas.microsoft.com/office/drawing/2015/9/8/chartex" xmlns:cx2="http://schemas.microsoft.com/office/drawing/2015/10/21/chartex" xmlns:cx3="http://schemas.microsoft.com/office/drawing/2016/5/9/chartex" xmlns:cx4="http://schemas.microsoft.com/office/drawing/2016/5/10/chartex" xmlns:cx5="http://schemas.microsoft.com/office/drawing/2016/5/11/chartex" xmlns:cx6="http://schemas.microsoft.com/office/drawing/2016/5/12/chartex" xmlns:cx7="http://schemas.microsoft.com/office/drawing/2016/5/13/chartex" xmlns:cx8="http://schemas.microsoft.com/office/drawing/2016/5/14/chartex" xmlns:mc="http://schemas.openxmlformats.org/markup-compatibility/2006" xmlns:aink="http://schemas.microsoft.com/office/drawing/2016/ink" xmlns:am3d="http://schemas.microsoft.com/office/drawing/2017/model3d" xmlns:o="urn:schemas-microsoft-com:office:office" xmlns:oel="http://schemas.microsoft.com/office/2019/extlst" xmlns:r="http://schemas.openxmlformats.org/officeDocument/2006/relationships" xmlns:m="http://schemas.openxmlformats.org/officeDocument/2006/math" xmlns:v="urn:schemas-microsoft-com:vml" xmlns:wp14="http://schemas.microsoft.com/office/word/2010/wordprocessingDrawing" xmlns:wp="http://schemas.openxmlformats.org/drawingml/2006/wordprocessingDrawing" xmlns:w10="urn:schemas-microsoft-com:office:word" xmlns:w="http://schemas.openxmlformats.org/wordprocessingml/2006/main" xmlns:w14="http://schemas.microsoft.com/office/word/2010/wordml" xmlns:w15="http://schemas.microsoft.com/office/word/2012/wordml" xmlns:w16cex="http://schemas.microsoft.com/office/word/2018/wordml/cex" xmlns:w16cid="http://schemas.microsoft.com/office/word/2016/wordml/cid" xmlns:w16="http://schemas.microsoft.com/office/word/2018/wordml" xmlns:w16du="http://schemas.microsoft.com/office/word/2023/wordml/word16du" xmlns:w16sdtdh="http://schemas.microsoft.com/office/word/2020/wordml/sdtdatahash" xmlns:w16sdtfl="http://schemas.microsoft.com/office/word/2024/wordml/sdtformatlock" xmlns:w16se="http://schemas.microsoft.com/office/word/2015/wordml/symex" xmlns:wpg="http://schemas.microsoft.com/office/word/2010/wordprocessingGroup" xmlns:wpi="http://schemas.microsoft.com/office/word/2010/wordprocessingInk" xmlns:wne="http://schemas.microsoft.com/office/word/2006/wordml" xmlns:wps="http://schemas.microsoft.com/office/word/2010/wordprocessingShape" mc:Ignorable="w14 w15 w16se w16cid w16 w16cex w16sdtdh w16sdtfl w16du wp14">
+  <w:abstractNum xmlns:w="http://schemas.openxmlformats.org/wordprocessingml/2006/main" w:abstractNumId="11">
+    <w:nsid w:val="69b7eb1b"/>
+    <w:multiLevelType xmlns:w="http://schemas.openxmlformats.org/wordprocessingml/2006/main" w:val="hybridMultilevel"/>
+    <w:lvl xmlns:w="http://schemas.openxmlformats.org/wordprocessingml/2006/main" w:ilvl="0">
+      <w:start w:val="3"/>
+      <w:numFmt w:val="decimal"/>
+      <w:lvlText w:val="%1."/>
+      <w:lvlJc w:val="left"/>
+      <w:pPr>
+        <w:ind w:left="720" w:hanging="360"/>
+      </w:pPr>
+    </w:lvl>
+    <w:lvl xmlns:w="http://schemas.openxmlformats.org/wordprocessingml/2006/main" w:ilvl="1">
+      <w:start w:val="1"/>
+      <w:numFmt w:val="lowerLetter"/>
+      <w:lvlText w:val="%2."/>
+      <w:lvlJc w:val="left"/>
+      <w:pPr>
+        <w:ind w:left="1440" w:hanging="360"/>
+      </w:pPr>
+    </w:lvl>
+    <w:lvl xmlns:w="http://schemas.openxmlformats.org/wordprocessingml/2006/main" w:ilvl="2">
+      <w:start w:val="1"/>
+      <w:numFmt w:val="lowerRoman"/>
+      <w:lvlText w:val="%3."/>
+      <w:lvlJc w:val="right"/>
+      <w:pPr>
+        <w:ind w:left="2160" w:hanging="180"/>
+      </w:pPr>
+    </w:lvl>
+    <w:lvl xmlns:w="http://schemas.openxmlformats.org/wordprocessingml/2006/main" w:ilvl="3">
+      <w:start w:val="1"/>
+      <w:numFmt w:val="decimal"/>
+      <w:lvlText w:val="%4."/>
+      <w:lvlJc w:val="left"/>
+      <w:pPr>
+        <w:ind w:left="2880" w:hanging="360"/>
+      </w:pPr>
+    </w:lvl>
+    <w:lvl xmlns:w="http://schemas.openxmlformats.org/wordprocessingml/2006/main" w:ilvl="4">
+      <w:start w:val="1"/>
+      <w:numFmt w:val="lowerLetter"/>
+      <w:lvlText w:val="%5."/>
+      <w:lvlJc w:val="left"/>
+      <w:pPr>
+        <w:ind w:left="3600" w:hanging="360"/>
+      </w:pPr>
+    </w:lvl>
+    <w:lvl xmlns:w="http://schemas.openxmlformats.org/wordprocessingml/2006/main" w:ilvl="5">
+      <w:start w:val="1"/>
+      <w:numFmt w:val="lowerRoman"/>
+      <w:lvlText w:val="%6."/>
+      <w:lvlJc w:val="right"/>
+      <w:pPr>
+        <w:ind w:left="4320" w:hanging="180"/>
+      </w:pPr>
+    </w:lvl>
+    <w:lvl xmlns:w="http://schemas.openxmlformats.org/wordprocessingml/2006/main" w:ilvl="6">
+      <w:start w:val="1"/>
+      <w:numFmt w:val="decimal"/>
+      <w:lvlText w:val="%7."/>
+      <w:lvlJc w:val="left"/>
+      <w:pPr>
+        <w:ind w:left="5040" w:hanging="360"/>
+      </w:pPr>
+    </w:lvl>
+    <w:lvl xmlns:w="http://schemas.openxmlformats.org/wordprocessingml/2006/main" w:ilvl="7">
+      <w:start w:val="1"/>
+      <w:numFmt w:val="lowerLetter"/>
+      <w:lvlText w:val="%8."/>
+      <w:lvlJc w:val="left"/>
+      <w:pPr>
+        <w:ind w:left="5760" w:hanging="360"/>
+      </w:pPr>
+    </w:lvl>
+    <w:lvl xmlns:w="http://schemas.openxmlformats.org/wordprocessingml/2006/main" w:ilvl="8">
+      <w:start w:val="1"/>
+      <w:numFmt w:val="lowerRoman"/>
+      <w:lvlText w:val="%9."/>
+      <w:lvlJc w:val="right"/>
+      <w:pPr>
+        <w:ind w:left="6480" w:hanging="180"/>
+      </w:pPr>
+    </w:lvl>
+  </w:abstractNum>
+  <w:abstractNum xmlns:w="http://schemas.openxmlformats.org/wordprocessingml/2006/main" w:abstractNumId="10">
+    <w:nsid w:val="3ac1c1d4"/>
+    <w:multiLevelType xmlns:w="http://schemas.openxmlformats.org/wordprocessingml/2006/main" w:val="hybridMultilevel"/>
+    <w:lvl xmlns:w="http://schemas.openxmlformats.org/wordprocessingml/2006/main" w:ilvl="0">
+      <w:start w:val="2"/>
+      <w:numFmt w:val="decimal"/>
+      <w:lvlText w:val="%1."/>
+      <w:lvlJc w:val="left"/>
+      <w:pPr>
+        <w:ind w:left="720" w:hanging="360"/>
+      </w:pPr>
+    </w:lvl>
+    <w:lvl xmlns:w="http://schemas.openxmlformats.org/wordprocessingml/2006/main" w:ilvl="1">
+      <w:start w:val="1"/>
+      <w:numFmt w:val="lowerLetter"/>
+      <w:lvlText w:val="%2."/>
+      <w:lvlJc w:val="left"/>
+      <w:pPr>
+        <w:ind w:left="1440" w:hanging="360"/>
+      </w:pPr>
+    </w:lvl>
+    <w:lvl xmlns:w="http://schemas.openxmlformats.org/wordprocessingml/2006/main" w:ilvl="2">
+      <w:start w:val="1"/>
+      <w:numFmt w:val="lowerRoman"/>
+      <w:lvlText w:val="%3."/>
+      <w:lvlJc w:val="right"/>
+      <w:pPr>
+        <w:ind w:left="2160" w:hanging="180"/>
+      </w:pPr>
+    </w:lvl>
+    <w:lvl xmlns:w="http://schemas.openxmlformats.org/wordprocessingml/2006/main" w:ilvl="3">
+      <w:start w:val="1"/>
+      <w:numFmt w:val="decimal"/>
+      <w:lvlText w:val="%4."/>
+      <w:lvlJc w:val="left"/>
+      <w:pPr>
+        <w:ind w:left="2880" w:hanging="360"/>
+      </w:pPr>
+    </w:lvl>
+    <w:lvl xmlns:w="http://schemas.openxmlformats.org/wordprocessingml/2006/main" w:ilvl="4">
+      <w:start w:val="1"/>
+      <w:numFmt w:val="lowerLetter"/>
+      <w:lvlText w:val="%5."/>
+      <w:lvlJc w:val="left"/>
+      <w:pPr>
+        <w:ind w:left="3600" w:hanging="360"/>
+      </w:pPr>
+    </w:lvl>
+    <w:lvl xmlns:w="http://schemas.openxmlformats.org/wordprocessingml/2006/main" w:ilvl="5">
+      <w:start w:val="1"/>
+      <w:numFmt w:val="lowerRoman"/>
+      <w:lvlText w:val="%6."/>
+      <w:lvlJc w:val="right"/>
+      <w:pPr>
+        <w:ind w:left="4320" w:hanging="180"/>
+      </w:pPr>
+    </w:lvl>
+    <w:lvl xmlns:w="http://schemas.openxmlformats.org/wordprocessingml/2006/main" w:ilvl="6">
+      <w:start w:val="1"/>
+      <w:numFmt w:val="decimal"/>
+      <w:lvlText w:val="%7."/>
+      <w:lvlJc w:val="left"/>
+      <w:pPr>
+        <w:ind w:left="5040" w:hanging="360"/>
+      </w:pPr>
+    </w:lvl>
+    <w:lvl xmlns:w="http://schemas.openxmlformats.org/wordprocessingml/2006/main" w:ilvl="7">
+      <w:start w:val="1"/>
+      <w:numFmt w:val="lowerLetter"/>
+      <w:lvlText w:val="%8."/>
+      <w:lvlJc w:val="left"/>
+      <w:pPr>
+        <w:ind w:left="5760" w:hanging="360"/>
+      </w:pPr>
+    </w:lvl>
+    <w:lvl xmlns:w="http://schemas.openxmlformats.org/wordprocessingml/2006/main" w:ilvl="8">
+      <w:start w:val="1"/>
+      <w:numFmt w:val="lowerRoman"/>
+      <w:lvlText w:val="%9."/>
+      <w:lvlJc w:val="right"/>
+      <w:pPr>
+        <w:ind w:left="6480" w:hanging="180"/>
+      </w:pPr>
+    </w:lvl>
+  </w:abstractNum>
+  <w:abstractNum xmlns:w="http://schemas.openxmlformats.org/wordprocessingml/2006/main" w:abstractNumId="9">
+    <w:nsid w:val="34c64341"/>
+    <w:multiLevelType xmlns:w="http://schemas.openxmlformats.org/wordprocessingml/2006/main" w:val="hybridMultilevel"/>
+    <w:lvl xmlns:w="http://schemas.openxmlformats.org/wordprocessingml/2006/main" w:ilvl="0">
+      <w:start w:val="1"/>
+      <w:numFmt w:val="decimal"/>
+      <w:lvlText w:val="%1."/>
+      <w:lvlJc w:val="left"/>
+      <w:pPr>
+        <w:ind w:left="720" w:hanging="360"/>
+      </w:pPr>
+    </w:lvl>
+    <w:lvl xmlns:w="http://schemas.openxmlformats.org/wordprocessingml/2006/main" w:ilvl="1">
+      <w:start w:val="1"/>
+      <w:numFmt w:val="lowerLetter"/>
+      <w:lvlText w:val="%2."/>
+      <w:lvlJc w:val="left"/>
+      <w:pPr>
+        <w:ind w:left="1440" w:hanging="360"/>
+      </w:pPr>
+    </w:lvl>
+    <w:lvl xmlns:w="http://schemas.openxmlformats.org/wordprocessingml/2006/main" w:ilvl="2">
+      <w:start w:val="1"/>
+      <w:numFmt w:val="lowerRoman"/>
+      <w:lvlText w:val="%3."/>
+      <w:lvlJc w:val="right"/>
+      <w:pPr>
+        <w:ind w:left="2160" w:hanging="180"/>
+      </w:pPr>
+    </w:lvl>
+    <w:lvl xmlns:w="http://schemas.openxmlformats.org/wordprocessingml/2006/main" w:ilvl="3">
+      <w:start w:val="1"/>
+      <w:numFmt w:val="decimal"/>
+      <w:lvlText w:val="%4."/>
+      <w:lvlJc w:val="left"/>
+      <w:pPr>
+        <w:ind w:left="2880" w:hanging="360"/>
+      </w:pPr>
+    </w:lvl>
+    <w:lvl xmlns:w="http://schemas.openxmlformats.org/wordprocessingml/2006/main" w:ilvl="4">
+      <w:start w:val="1"/>
+      <w:numFmt w:val="lowerLetter"/>
+      <w:lvlText w:val="%5."/>
+      <w:lvlJc w:val="left"/>
+      <w:pPr>
+        <w:ind w:left="3600" w:hanging="360"/>
+      </w:pPr>
+    </w:lvl>
+    <w:lvl xmlns:w="http://schemas.openxmlformats.org/wordprocessingml/2006/main" w:ilvl="5">
+      <w:start w:val="1"/>
+      <w:numFmt w:val="lowerRoman"/>
+      <w:lvlText w:val="%6."/>
+      <w:lvlJc w:val="right"/>
+      <w:pPr>
+        <w:ind w:left="4320" w:hanging="180"/>
+      </w:pPr>
+    </w:lvl>
+    <w:lvl xmlns:w="http://schemas.openxmlformats.org/wordprocessingml/2006/main" w:ilvl="6">
+      <w:start w:val="1"/>
+      <w:numFmt w:val="decimal"/>
+      <w:lvlText w:val="%7."/>
+      <w:lvlJc w:val="left"/>
+      <w:pPr>
+        <w:ind w:left="5040" w:hanging="360"/>
+      </w:pPr>
+    </w:lvl>
+    <w:lvl xmlns:w="http://schemas.openxmlformats.org/wordprocessingml/2006/main" w:ilvl="7">
+      <w:start w:val="1"/>
+      <w:numFmt w:val="lowerLetter"/>
+      <w:lvlText w:val="%8."/>
+      <w:lvlJc w:val="left"/>
+      <w:pPr>
+        <w:ind w:left="5760" w:hanging="360"/>
+      </w:pPr>
+    </w:lvl>
+    <w:lvl xmlns:w="http://schemas.openxmlformats.org/wordprocessingml/2006/main" w:ilvl="8">
+      <w:start w:val="1"/>
+      <w:numFmt w:val="lowerRoman"/>
+      <w:lvlText w:val="%9."/>
+      <w:lvlJc w:val="right"/>
+      <w:pPr>
+        <w:ind w:left="6480" w:hanging="180"/>
+      </w:pPr>
+    </w:lvl>
+  </w:abstractNum>
+  <w:abstractNum xmlns:w="http://schemas.openxmlformats.org/wordprocessingml/2006/main" w:abstractNumId="8">
+    <w:nsid w:val="17d55efa"/>
+    <w:multiLevelType xmlns:w="http://schemas.openxmlformats.org/wordprocessingml/2006/main" w:val="hybridMultilevel"/>
+    <w:lvl xmlns:w="http://schemas.openxmlformats.org/wordprocessingml/2006/main" w:ilvl="0">
+      <w:start w:val="1"/>
+      <w:numFmt w:val="bullet"/>
+      <w:lvlText w:val="-"/>
+      <w:lvlJc w:val="left"/>
+      <w:pPr>
+        <w:ind w:left="1776" w:hanging="360"/>
+      </w:pPr>
+      <w:rPr>
+        <w:rFonts w:hint="default" w:ascii="Aptos" w:hAnsi="Aptos"/>
+      </w:rPr>
+    </w:lvl>
+    <w:lvl xmlns:w="http://schemas.openxmlformats.org/wordprocessingml/2006/main" w:ilvl="1">
+      <w:start w:val="1"/>
+      <w:numFmt w:val="bullet"/>
+      <w:lvlText w:val="o"/>
+      <w:lvlJc w:val="left"/>
+      <w:pPr>
+        <w:ind w:left="2496" w:hanging="360"/>
+      </w:pPr>
+      <w:rPr>
+        <w:rFonts w:hint="default" w:ascii="Courier New" w:hAnsi="Courier New"/>
+      </w:rPr>
+    </w:lvl>
+    <w:lvl xmlns:w="http://schemas.openxmlformats.org/wordprocessingml/2006/main" w:ilvl="2">
+      <w:start w:val="1"/>
+      <w:numFmt w:val="bullet"/>
+      <w:lvlText w:val=""/>
+      <w:lvlJc w:val="left"/>
+      <w:pPr>
+        <w:ind w:left="3216" w:hanging="360"/>
+      </w:pPr>
+      <w:rPr>
+        <w:rFonts w:hint="default" w:ascii="Wingdings" w:hAnsi="Wingdings"/>
+      </w:rPr>
+    </w:lvl>
+    <w:lvl xmlns:w="http://schemas.openxmlformats.org/wordprocessingml/2006/main" w:ilvl="3">
+      <w:start w:val="1"/>
+      <w:numFmt w:val="bullet"/>
+      <w:lvlText w:val=""/>
+      <w:lvlJc w:val="left"/>
+      <w:pPr>
+        <w:ind w:left="3936" w:hanging="360"/>
+      </w:pPr>
+      <w:rPr>
+        <w:rFonts w:hint="default" w:ascii="Symbol" w:hAnsi="Symbol"/>
+      </w:rPr>
+    </w:lvl>
+    <w:lvl xmlns:w="http://schemas.openxmlformats.org/wordprocessingml/2006/main" w:ilvl="4">
+      <w:start w:val="1"/>
+      <w:numFmt w:val="bullet"/>
+      <w:lvlText w:val="o"/>
+      <w:lvlJc w:val="left"/>
+      <w:pPr>
+        <w:ind w:left="4656" w:hanging="360"/>
+      </w:pPr>
+      <w:rPr>
+        <w:rFonts w:hint="default" w:ascii="Courier New" w:hAnsi="Courier New"/>
+      </w:rPr>
+    </w:lvl>
+    <w:lvl xmlns:w="http://schemas.openxmlformats.org/wordprocessingml/2006/main" w:ilvl="5">
+      <w:start w:val="1"/>
+      <w:numFmt w:val="bullet"/>
+      <w:lvlText w:val=""/>
+      <w:lvlJc w:val="left"/>
+      <w:pPr>
+        <w:ind w:left="5376" w:hanging="360"/>
+      </w:pPr>
+      <w:rPr>
+        <w:rFonts w:hint="default" w:ascii="Wingdings" w:hAnsi="Wingdings"/>
+      </w:rPr>
+    </w:lvl>
+    <w:lvl xmlns:w="http://schemas.openxmlformats.org/wordprocessingml/2006/main" w:ilvl="6">
+      <w:start w:val="1"/>
+      <w:numFmt w:val="bullet"/>
+      <w:lvlText w:val=""/>
+      <w:lvlJc w:val="left"/>
+      <w:pPr>
+        <w:ind w:left="6096" w:hanging="360"/>
+      </w:pPr>
+      <w:rPr>
+        <w:rFonts w:hint="default" w:ascii="Symbol" w:hAnsi="Symbol"/>
+      </w:rPr>
+    </w:lvl>
+    <w:lvl xmlns:w="http://schemas.openxmlformats.org/wordprocessingml/2006/main" w:ilvl="7">
+      <w:start w:val="1"/>
+      <w:numFmt w:val="bullet"/>
+      <w:lvlText w:val="o"/>
+      <w:lvlJc w:val="left"/>
+      <w:pPr>
+        <w:ind w:left="6816" w:hanging="360"/>
+      </w:pPr>
+      <w:rPr>
+        <w:rFonts w:hint="default" w:ascii="Courier New" w:hAnsi="Courier New"/>
+      </w:rPr>
+    </w:lvl>
+    <w:lvl xmlns:w="http://schemas.openxmlformats.org/wordprocessingml/2006/main" w:ilvl="8">
+      <w:start w:val="1"/>
+      <w:numFmt w:val="bullet"/>
+      <w:lvlText w:val=""/>
+      <w:lvlJc w:val="left"/>
+      <w:pPr>
+        <w:ind w:left="7536" w:hanging="360"/>
+      </w:pPr>
+      <w:rPr>
+        <w:rFonts w:hint="default" w:ascii="Wingdings" w:hAnsi="Wingdings"/>
+      </w:rPr>
+    </w:lvl>
+  </w:abstractNum>
+  <w:abstractNum xmlns:w="http://schemas.openxmlformats.org/wordprocessingml/2006/main" w:abstractNumId="7">
+    <w:nsid w:val="1c721412"/>
+    <w:multiLevelType xmlns:w="http://schemas.openxmlformats.org/wordprocessingml/2006/main" w:val="hybridMultilevel"/>
+    <w:lvl xmlns:w="http://schemas.openxmlformats.org/wordprocessingml/2006/main" w:ilvl="0">
+      <w:start w:val="1"/>
+      <w:numFmt w:val="bullet"/>
+      <w:lvlText w:val="-"/>
+      <w:lvlJc w:val="left"/>
+      <w:pPr>
+        <w:ind w:left="2136" w:hanging="360"/>
+      </w:pPr>
+      <w:rPr>
+        <w:rFonts w:hint="default" w:ascii="Aptos" w:hAnsi="Aptos"/>
+      </w:rPr>
+    </w:lvl>
+    <w:lvl xmlns:w="http://schemas.openxmlformats.org/wordprocessingml/2006/main" w:ilvl="1">
+      <w:start w:val="1"/>
+      <w:numFmt w:val="bullet"/>
+      <w:lvlText w:val="o"/>
+      <w:lvlJc w:val="left"/>
+      <w:pPr>
+        <w:ind w:left="2856" w:hanging="360"/>
+      </w:pPr>
+      <w:rPr>
+        <w:rFonts w:hint="default" w:ascii="Courier New" w:hAnsi="Courier New"/>
+      </w:rPr>
+    </w:lvl>
+    <w:lvl xmlns:w="http://schemas.openxmlformats.org/wordprocessingml/2006/main" w:ilvl="2">
+      <w:start w:val="1"/>
+      <w:numFmt w:val="bullet"/>
+      <w:lvlText w:val=""/>
+      <w:lvlJc w:val="left"/>
+      <w:pPr>
+        <w:ind w:left="3576" w:hanging="360"/>
+      </w:pPr>
+      <w:rPr>
+        <w:rFonts w:hint="default" w:ascii="Wingdings" w:hAnsi="Wingdings"/>
+      </w:rPr>
+    </w:lvl>
+    <w:lvl xmlns:w="http://schemas.openxmlformats.org/wordprocessingml/2006/main" w:ilvl="3">
+      <w:start w:val="1"/>
+      <w:numFmt w:val="bullet"/>
+      <w:lvlText w:val=""/>
+      <w:lvlJc w:val="left"/>
+      <w:pPr>
+        <w:ind w:left="4296" w:hanging="360"/>
+      </w:pPr>
+      <w:rPr>
+        <w:rFonts w:hint="default" w:ascii="Symbol" w:hAnsi="Symbol"/>
+      </w:rPr>
+    </w:lvl>
+    <w:lvl xmlns:w="http://schemas.openxmlformats.org/wordprocessingml/2006/main" w:ilvl="4">
+      <w:start w:val="1"/>
+      <w:numFmt w:val="bullet"/>
+      <w:lvlText w:val="o"/>
+      <w:lvlJc w:val="left"/>
+      <w:pPr>
+        <w:ind w:left="5016" w:hanging="360"/>
+      </w:pPr>
+      <w:rPr>
+        <w:rFonts w:hint="default" w:ascii="Courier New" w:hAnsi="Courier New"/>
+      </w:rPr>
+    </w:lvl>
+    <w:lvl xmlns:w="http://schemas.openxmlformats.org/wordprocessingml/2006/main" w:ilvl="5">
+      <w:start w:val="1"/>
+      <w:numFmt w:val="bullet"/>
+      <w:lvlText w:val=""/>
+      <w:lvlJc w:val="left"/>
+      <w:pPr>
+        <w:ind w:left="5736" w:hanging="360"/>
+      </w:pPr>
+      <w:rPr>
+        <w:rFonts w:hint="default" w:ascii="Wingdings" w:hAnsi="Wingdings"/>
+      </w:rPr>
+    </w:lvl>
+    <w:lvl xmlns:w="http://schemas.openxmlformats.org/wordprocessingml/2006/main" w:ilvl="6">
+      <w:start w:val="1"/>
+      <w:numFmt w:val="bullet"/>
+      <w:lvlText w:val=""/>
+      <w:lvlJc w:val="left"/>
+      <w:pPr>
+        <w:ind w:left="6456" w:hanging="360"/>
+      </w:pPr>
+      <w:rPr>
+        <w:rFonts w:hint="default" w:ascii="Symbol" w:hAnsi="Symbol"/>
+      </w:rPr>
+    </w:lvl>
+    <w:lvl xmlns:w="http://schemas.openxmlformats.org/wordprocessingml/2006/main" w:ilvl="7">
+      <w:start w:val="1"/>
+      <w:numFmt w:val="bullet"/>
+      <w:lvlText w:val="o"/>
+      <w:lvlJc w:val="left"/>
+      <w:pPr>
+        <w:ind w:left="7176" w:hanging="360"/>
+      </w:pPr>
+      <w:rPr>
+        <w:rFonts w:hint="default" w:ascii="Courier New" w:hAnsi="Courier New"/>
+      </w:rPr>
+    </w:lvl>
+    <w:lvl xmlns:w="http://schemas.openxmlformats.org/wordprocessingml/2006/main" w:ilvl="8">
+      <w:start w:val="1"/>
+      <w:numFmt w:val="bullet"/>
+      <w:lvlText w:val=""/>
+      <w:lvlJc w:val="left"/>
+      <w:pPr>
+        <w:ind w:left="7896" w:hanging="360"/>
+      </w:pPr>
+      <w:rPr>
+        <w:rFonts w:hint="default" w:ascii="Wingdings" w:hAnsi="Wingdings"/>
+      </w:rPr>
+    </w:lvl>
+  </w:abstractNum>
+  <w:abstractNum xmlns:w="http://schemas.openxmlformats.org/wordprocessingml/2006/main" w:abstractNumId="6">
+    <w:nsid w:val="92ac9f6"/>
+    <w:multiLevelType xmlns:w="http://schemas.openxmlformats.org/wordprocessingml/2006/main" w:val="hybridMultilevel"/>
+    <w:lvl xmlns:w="http://schemas.openxmlformats.org/wordprocessingml/2006/main" w:ilvl="0">
+      <w:start w:val="1"/>
+      <w:numFmt w:val="bullet"/>
+      <w:lvlText w:val=""/>
+      <w:lvlJc w:val="left"/>
+      <w:pPr>
+        <w:ind w:left="1428" w:hanging="360"/>
+      </w:pPr>
+      <w:rPr>
+        <w:rFonts w:hint="default" w:ascii="Symbol" w:hAnsi="Symbol"/>
+      </w:rPr>
+    </w:lvl>
+    <w:lvl xmlns:w="http://schemas.openxmlformats.org/wordprocessingml/2006/main" w:ilvl="1">
+      <w:start w:val="1"/>
+      <w:numFmt w:val="bullet"/>
+      <w:lvlText w:val="o"/>
+      <w:lvlJc w:val="left"/>
+      <w:pPr>
+        <w:ind w:left="2148" w:hanging="360"/>
+      </w:pPr>
+      <w:rPr>
+        <w:rFonts w:hint="default" w:ascii="Courier New" w:hAnsi="Courier New"/>
+      </w:rPr>
+    </w:lvl>
+    <w:lvl xmlns:w="http://schemas.openxmlformats.org/wordprocessingml/2006/main" w:ilvl="2">
+      <w:start w:val="1"/>
+      <w:numFmt w:val="bullet"/>
+      <w:lvlText w:val=""/>
+      <w:lvlJc w:val="left"/>
+      <w:pPr>
+        <w:ind w:left="2868" w:hanging="360"/>
+      </w:pPr>
+      <w:rPr>
+        <w:rFonts w:hint="default" w:ascii="Wingdings" w:hAnsi="Wingdings"/>
+      </w:rPr>
+    </w:lvl>
+    <w:lvl xmlns:w="http://schemas.openxmlformats.org/wordprocessingml/2006/main" w:ilvl="3">
+      <w:start w:val="1"/>
+      <w:numFmt w:val="bullet"/>
+      <w:lvlText w:val=""/>
+      <w:lvlJc w:val="left"/>
+      <w:pPr>
+        <w:ind w:left="3588" w:hanging="360"/>
+      </w:pPr>
+      <w:rPr>
+        <w:rFonts w:hint="default" w:ascii="Symbol" w:hAnsi="Symbol"/>
+      </w:rPr>
+    </w:lvl>
+    <w:lvl xmlns:w="http://schemas.openxmlformats.org/wordprocessingml/2006/main" w:ilvl="4">
+      <w:start w:val="1"/>
+      <w:numFmt w:val="bullet"/>
+      <w:lvlText w:val="o"/>
+      <w:lvlJc w:val="left"/>
+      <w:pPr>
+        <w:ind w:left="4308" w:hanging="360"/>
+      </w:pPr>
+      <w:rPr>
+        <w:rFonts w:hint="default" w:ascii="Courier New" w:hAnsi="Courier New"/>
+      </w:rPr>
+    </w:lvl>
+    <w:lvl xmlns:w="http://schemas.openxmlformats.org/wordprocessingml/2006/main" w:ilvl="5">
+      <w:start w:val="1"/>
+      <w:numFmt w:val="bullet"/>
+      <w:lvlText w:val=""/>
+      <w:lvlJc w:val="left"/>
+      <w:pPr>
+        <w:ind w:left="5028" w:hanging="360"/>
+      </w:pPr>
+      <w:rPr>
+        <w:rFonts w:hint="default" w:ascii="Wingdings" w:hAnsi="Wingdings"/>
+      </w:rPr>
+    </w:lvl>
+    <w:lvl xmlns:w="http://schemas.openxmlformats.org/wordprocessingml/2006/main" w:ilvl="6">
+      <w:start w:val="1"/>
+      <w:numFmt w:val="bullet"/>
+      <w:lvlText w:val=""/>
+      <w:lvlJc w:val="left"/>
+      <w:pPr>
+        <w:ind w:left="5748" w:hanging="360"/>
+      </w:pPr>
+      <w:rPr>
+        <w:rFonts w:hint="default" w:ascii="Symbol" w:hAnsi="Symbol"/>
+      </w:rPr>
+    </w:lvl>
+    <w:lvl xmlns:w="http://schemas.openxmlformats.org/wordprocessingml/2006/main" w:ilvl="7">
+      <w:start w:val="1"/>
+      <w:numFmt w:val="bullet"/>
+      <w:lvlText w:val="o"/>
+      <w:lvlJc w:val="left"/>
+      <w:pPr>
+        <w:ind w:left="6468" w:hanging="360"/>
+      </w:pPr>
+      <w:rPr>
+        <w:rFonts w:hint="default" w:ascii="Courier New" w:hAnsi="Courier New"/>
+      </w:rPr>
+    </w:lvl>
+    <w:lvl xmlns:w="http://schemas.openxmlformats.org/wordprocessingml/2006/main" w:ilvl="8">
+      <w:start w:val="1"/>
+      <w:numFmt w:val="bullet"/>
+      <w:lvlText w:val=""/>
+      <w:lvlJc w:val="left"/>
+      <w:pPr>
+        <w:ind w:left="7188" w:hanging="360"/>
+      </w:pPr>
+      <w:rPr>
+        <w:rFonts w:hint="default" w:ascii="Wingdings" w:hAnsi="Wingdings"/>
+      </w:rPr>
+    </w:lvl>
+  </w:abstractNum>
+  <w:abstractNum xmlns:w="http://schemas.openxmlformats.org/wordprocessingml/2006/main" w:abstractNumId="5">
+    <w:nsid w:val="3ccc009a"/>
+    <w:multiLevelType xmlns:w="http://schemas.openxmlformats.org/wordprocessingml/2006/main" w:val="hybridMultilevel"/>
+    <w:lvl xmlns:w="http://schemas.openxmlformats.org/wordprocessingml/2006/main" w:ilvl="0">
+      <w:start w:val="1"/>
+      <w:numFmt w:val="bullet"/>
+      <w:lvlText w:val="o"/>
+      <w:lvlJc w:val="left"/>
+      <w:pPr>
+        <w:ind w:left="720" w:hanging="360"/>
+      </w:pPr>
+      <w:rPr>
+        <w:rFonts w:hint="default" w:ascii="Courier New" w:hAnsi="Courier New"/>
+      </w:rPr>
+    </w:lvl>
+    <w:lvl xmlns:w="http://schemas.openxmlformats.org/wordprocessingml/2006/main" w:ilvl="1">
+      <w:start w:val="1"/>
+      <w:numFmt w:val="bullet"/>
+      <w:lvlText w:val="o"/>
+      <w:lvlJc w:val="left"/>
+      <w:pPr>
+        <w:ind w:left="1440" w:hanging="360"/>
+      </w:pPr>
+      <w:rPr>
+        <w:rFonts w:hint="default" w:ascii="Courier New" w:hAnsi="Courier New"/>
+      </w:rPr>
+    </w:lvl>
+    <w:lvl xmlns:w="http://schemas.openxmlformats.org/wordprocessingml/2006/main" w:ilvl="2">
+      <w:start w:val="1"/>
+      <w:numFmt w:val="bullet"/>
+      <w:lvlText w:val=""/>
+      <w:lvlJc w:val="left"/>
+      <w:pPr>
+        <w:ind w:left="2160" w:hanging="360"/>
+      </w:pPr>
+      <w:rPr>
+        <w:rFonts w:hint="default" w:ascii="Wingdings" w:hAnsi="Wingdings"/>
+      </w:rPr>
+    </w:lvl>
+    <w:lvl xmlns:w="http://schemas.openxmlformats.org/wordprocessingml/2006/main" w:ilvl="3">
+      <w:start w:val="1"/>
+      <w:numFmt w:val="bullet"/>
+      <w:lvlText w:val=""/>
+      <w:lvlJc w:val="left"/>
+      <w:pPr>
+        <w:ind w:left="2880" w:hanging="360"/>
+      </w:pPr>
+      <w:rPr>
+        <w:rFonts w:hint="default" w:ascii="Symbol" w:hAnsi="Symbol"/>
+      </w:rPr>
+    </w:lvl>
+    <w:lvl xmlns:w="http://schemas.openxmlformats.org/wordprocessingml/2006/main" w:ilvl="4">
+      <w:start w:val="1"/>
+      <w:numFmt w:val="bullet"/>
+      <w:lvlText w:val="o"/>
+      <w:lvlJc w:val="left"/>
+      <w:pPr>
+        <w:ind w:left="3600" w:hanging="360"/>
+      </w:pPr>
+      <w:rPr>
+        <w:rFonts w:hint="default" w:ascii="Courier New" w:hAnsi="Courier New"/>
+      </w:rPr>
+    </w:lvl>
+    <w:lvl xmlns:w="http://schemas.openxmlformats.org/wordprocessingml/2006/main" w:ilvl="5">
+      <w:start w:val="1"/>
+      <w:numFmt w:val="bullet"/>
+      <w:lvlText w:val=""/>
+      <w:lvlJc w:val="left"/>
+      <w:pPr>
+        <w:ind w:left="4320" w:hanging="360"/>
+      </w:pPr>
+      <w:rPr>
+        <w:rFonts w:hint="default" w:ascii="Wingdings" w:hAnsi="Wingdings"/>
+      </w:rPr>
+    </w:lvl>
+    <w:lvl xmlns:w="http://schemas.openxmlformats.org/wordprocessingml/2006/main" w:ilvl="6">
+      <w:start w:val="1"/>
+      <w:numFmt w:val="bullet"/>
+      <w:lvlText w:val=""/>
+      <w:lvlJc w:val="left"/>
+      <w:pPr>
+        <w:ind w:left="5040" w:hanging="360"/>
+      </w:pPr>
+      <w:rPr>
+        <w:rFonts w:hint="default" w:ascii="Symbol" w:hAnsi="Symbol"/>
+      </w:rPr>
+    </w:lvl>
+    <w:lvl xmlns:w="http://schemas.openxmlformats.org/wordprocessingml/2006/main" w:ilvl="7">
+      <w:start w:val="1"/>
+      <w:numFmt w:val="bullet"/>
+      <w:lvlText w:val="o"/>
+      <w:lvlJc w:val="left"/>
+      <w:pPr>
+        <w:ind w:left="5760" w:hanging="360"/>
+      </w:pPr>
+      <w:rPr>
+        <w:rFonts w:hint="default" w:ascii="Courier New" w:hAnsi="Courier New"/>
+      </w:rPr>
+    </w:lvl>
+    <w:lvl xmlns:w="http://schemas.openxmlformats.org/wordprocessingml/2006/main" w:ilvl="8">
+      <w:start w:val="1"/>
+      <w:numFmt w:val="bullet"/>
+      <w:lvlText w:val=""/>
+      <w:lvlJc w:val="left"/>
+      <w:pPr>
+        <w:ind w:left="6480" w:hanging="360"/>
+      </w:pPr>
+      <w:rPr>
+        <w:rFonts w:hint="default" w:ascii="Wingdings" w:hAnsi="Wingdings"/>
+      </w:rPr>
+    </w:lvl>
+  </w:abstractNum>
+  <w:abstractNum xmlns:w="http://schemas.openxmlformats.org/wordprocessingml/2006/main" w:abstractNumId="4">
+    <w:nsid w:val="55681bc0"/>
+    <w:multiLevelType xmlns:w="http://schemas.openxmlformats.org/wordprocessingml/2006/main" w:val="hybridMultilevel"/>
+    <w:lvl xmlns:w="http://schemas.openxmlformats.org/wordprocessingml/2006/main" w:ilvl="0">
+      <w:start w:val="1"/>
+      <w:numFmt w:val="bullet"/>
+      <w:lvlText w:val=""/>
+      <w:lvlJc w:val="left"/>
+      <w:pPr>
+        <w:ind w:left="720" w:hanging="360"/>
+      </w:pPr>
+      <w:rPr>
+        <w:rFonts w:hint="default" w:ascii="Symbol" w:hAnsi="Symbol"/>
+      </w:rPr>
+    </w:lvl>
+    <w:lvl xmlns:w="http://schemas.openxmlformats.org/wordprocessingml/2006/main" w:ilvl="1">
+      <w:start w:val="1"/>
+      <w:numFmt w:val="bullet"/>
+      <w:lvlText w:val="o"/>
+      <w:lvlJc w:val="left"/>
+      <w:pPr>
+        <w:ind w:left="1440" w:hanging="360"/>
+      </w:pPr>
+      <w:rPr>
+        <w:rFonts w:hint="default" w:ascii="Courier New" w:hAnsi="Courier New"/>
+      </w:rPr>
+    </w:lvl>
+    <w:lvl xmlns:w="http://schemas.openxmlformats.org/wordprocessingml/2006/main" w:ilvl="2">
+      <w:start w:val="1"/>
+      <w:numFmt w:val="bullet"/>
+      <w:lvlText w:val=""/>
+      <w:lvlJc w:val="left"/>
+      <w:pPr>
+        <w:ind w:left="2160" w:hanging="360"/>
+      </w:pPr>
+      <w:rPr>
+        <w:rFonts w:hint="default" w:ascii="Wingdings" w:hAnsi="Wingdings"/>
+      </w:rPr>
+    </w:lvl>
+    <w:lvl xmlns:w="http://schemas.openxmlformats.org/wordprocessingml/2006/main" w:ilvl="3">
+      <w:start w:val="1"/>
+      <w:numFmt w:val="bullet"/>
+      <w:lvlText w:val=""/>
+      <w:lvlJc w:val="left"/>
+      <w:pPr>
+        <w:ind w:left="2880" w:hanging="360"/>
+      </w:pPr>
+      <w:rPr>
+        <w:rFonts w:hint="default" w:ascii="Symbol" w:hAnsi="Symbol"/>
+      </w:rPr>
+    </w:lvl>
+    <w:lvl xmlns:w="http://schemas.openxmlformats.org/wordprocessingml/2006/main" w:ilvl="4">
+      <w:start w:val="1"/>
+      <w:numFmt w:val="bullet"/>
+      <w:lvlText w:val="o"/>
+      <w:lvlJc w:val="left"/>
+      <w:pPr>
+        <w:ind w:left="3600" w:hanging="360"/>
+      </w:pPr>
+      <w:rPr>
+        <w:rFonts w:hint="default" w:ascii="Courier New" w:hAnsi="Courier New"/>
+      </w:rPr>
+    </w:lvl>
+    <w:lvl xmlns:w="http://schemas.openxmlformats.org/wordprocessingml/2006/main" w:ilvl="5">
+      <w:start w:val="1"/>
+      <w:numFmt w:val="bullet"/>
+      <w:lvlText w:val=""/>
+      <w:lvlJc w:val="left"/>
+      <w:pPr>
+        <w:ind w:left="4320" w:hanging="360"/>
+      </w:pPr>
+      <w:rPr>
+        <w:rFonts w:hint="default" w:ascii="Wingdings" w:hAnsi="Wingdings"/>
+      </w:rPr>
+    </w:lvl>
+    <w:lvl xmlns:w="http://schemas.openxmlformats.org/wordprocessingml/2006/main" w:ilvl="6">
+      <w:start w:val="1"/>
+      <w:numFmt w:val="bullet"/>
+      <w:lvlText w:val=""/>
+      <w:lvlJc w:val="left"/>
+      <w:pPr>
+        <w:ind w:left="5040" w:hanging="360"/>
+      </w:pPr>
+      <w:rPr>
+        <w:rFonts w:hint="default" w:ascii="Symbol" w:hAnsi="Symbol"/>
+      </w:rPr>
+    </w:lvl>
+    <w:lvl xmlns:w="http://schemas.openxmlformats.org/wordprocessingml/2006/main" w:ilvl="7">
+      <w:start w:val="1"/>
+      <w:numFmt w:val="bullet"/>
+      <w:lvlText w:val="o"/>
+      <w:lvlJc w:val="left"/>
+      <w:pPr>
+        <w:ind w:left="5760" w:hanging="360"/>
+      </w:pPr>
+      <w:rPr>
+        <w:rFonts w:hint="default" w:ascii="Courier New" w:hAnsi="Courier New"/>
+      </w:rPr>
+    </w:lvl>
+    <w:lvl xmlns:w="http://schemas.openxmlformats.org/wordprocessingml/2006/main" w:ilvl="8">
+      <w:start w:val="1"/>
+      <w:numFmt w:val="bullet"/>
+      <w:lvlText w:val=""/>
+      <w:lvlJc w:val="left"/>
+      <w:pPr>
+        <w:ind w:left="6480" w:hanging="360"/>
+      </w:pPr>
+      <w:rPr>
+        <w:rFonts w:hint="default" w:ascii="Wingdings" w:hAnsi="Wingdings"/>
+      </w:rPr>
+    </w:lvl>
+  </w:abstractNum>
   <w:abstractNum w:abstractNumId="0" w15:restartNumberingAfterBreak="0">
     <w:nsid w:val="02621D05"/>
     <w:multiLevelType w:val="hybridMultilevel"/>
@@ -2187,7 +3673,7 @@
         <w:ind w:left="1068" w:hanging="360"/>
       </w:pPr>
       <w:rPr>
-        <w:rFonts w:ascii="Symbol" w:hAnsi="Symbol" w:hint="default"/>
+        <w:rFonts w:hint="default" w:ascii="Symbol" w:hAnsi="Symbol"/>
         <w:sz w:val="20"/>
       </w:rPr>
     </w:lvl>
@@ -2203,7 +3689,7 @@
         <w:ind w:left="1788" w:hanging="360"/>
       </w:pPr>
       <w:rPr>
-        <w:rFonts w:ascii="Courier New" w:hAnsi="Courier New" w:hint="default"/>
+        <w:rFonts w:hint="default" w:ascii="Courier New" w:hAnsi="Courier New"/>
         <w:sz w:val="20"/>
       </w:rPr>
     </w:lvl>
@@ -2219,7 +3705,7 @@
         <w:ind w:left="2508" w:hanging="360"/>
       </w:pPr>
       <w:rPr>
-        <w:rFonts w:ascii="Wingdings" w:hAnsi="Wingdings" w:hint="default"/>
+        <w:rFonts w:hint="default" w:ascii="Wingdings" w:hAnsi="Wingdings"/>
         <w:sz w:val="20"/>
       </w:rPr>
     </w:lvl>
@@ -2235,7 +3721,7 @@
         <w:ind w:left="3228" w:hanging="360"/>
       </w:pPr>
       <w:rPr>
-        <w:rFonts w:ascii="Wingdings" w:hAnsi="Wingdings" w:hint="default"/>
+        <w:rFonts w:hint="default" w:ascii="Wingdings" w:hAnsi="Wingdings"/>
         <w:sz w:val="20"/>
       </w:rPr>
     </w:lvl>
@@ -2251,7 +3737,7 @@
         <w:ind w:left="3948" w:hanging="360"/>
       </w:pPr>
       <w:rPr>
-        <w:rFonts w:ascii="Wingdings" w:hAnsi="Wingdings" w:hint="default"/>
+        <w:rFonts w:hint="default" w:ascii="Wingdings" w:hAnsi="Wingdings"/>
         <w:sz w:val="20"/>
       </w:rPr>
     </w:lvl>
@@ -2267,7 +3753,7 @@
         <w:ind w:left="4668" w:hanging="360"/>
       </w:pPr>
       <w:rPr>
-        <w:rFonts w:ascii="Wingdings" w:hAnsi="Wingdings" w:hint="default"/>
+        <w:rFonts w:hint="default" w:ascii="Wingdings" w:hAnsi="Wingdings"/>
         <w:sz w:val="20"/>
       </w:rPr>
     </w:lvl>
@@ -2283,7 +3769,7 @@
         <w:ind w:left="5388" w:hanging="360"/>
       </w:pPr>
       <w:rPr>
-        <w:rFonts w:ascii="Wingdings" w:hAnsi="Wingdings" w:hint="default"/>
+        <w:rFonts w:hint="default" w:ascii="Wingdings" w:hAnsi="Wingdings"/>
         <w:sz w:val="20"/>
       </w:rPr>
     </w:lvl>
@@ -2299,7 +3785,7 @@
         <w:ind w:left="6108" w:hanging="360"/>
       </w:pPr>
       <w:rPr>
-        <w:rFonts w:ascii="Wingdings" w:hAnsi="Wingdings" w:hint="default"/>
+        <w:rFonts w:hint="default" w:ascii="Wingdings" w:hAnsi="Wingdings"/>
         <w:sz w:val="20"/>
       </w:rPr>
     </w:lvl>
@@ -2315,7 +3801,7 @@
         <w:ind w:left="6828" w:hanging="360"/>
       </w:pPr>
       <w:rPr>
-        <w:rFonts w:ascii="Wingdings" w:hAnsi="Wingdings" w:hint="default"/>
+        <w:rFonts w:hint="default" w:ascii="Wingdings" w:hAnsi="Wingdings"/>
         <w:sz w:val="20"/>
       </w:rPr>
     </w:lvl>
@@ -2336,7 +3822,7 @@
         <w:ind w:left="1068" w:hanging="360"/>
       </w:pPr>
       <w:rPr>
-        <w:rFonts w:ascii="Symbol" w:hAnsi="Symbol" w:hint="default"/>
+        <w:rFonts w:hint="default" w:ascii="Symbol" w:hAnsi="Symbol"/>
         <w:sz w:val="20"/>
       </w:rPr>
     </w:lvl>
@@ -2352,7 +3838,7 @@
         <w:ind w:left="1788" w:hanging="360"/>
       </w:pPr>
       <w:rPr>
-        <w:rFonts w:ascii="Courier New" w:hAnsi="Courier New" w:hint="default"/>
+        <w:rFonts w:hint="default" w:ascii="Courier New" w:hAnsi="Courier New"/>
         <w:sz w:val="20"/>
       </w:rPr>
     </w:lvl>
@@ -2368,7 +3854,7 @@
         <w:ind w:left="2508" w:hanging="360"/>
       </w:pPr>
       <w:rPr>
-        <w:rFonts w:ascii="Wingdings" w:hAnsi="Wingdings" w:hint="default"/>
+        <w:rFonts w:hint="default" w:ascii="Wingdings" w:hAnsi="Wingdings"/>
         <w:sz w:val="20"/>
       </w:rPr>
     </w:lvl>
@@ -2384,7 +3870,7 @@
         <w:ind w:left="3228" w:hanging="360"/>
       </w:pPr>
       <w:rPr>
-        <w:rFonts w:ascii="Wingdings" w:hAnsi="Wingdings" w:hint="default"/>
+        <w:rFonts w:hint="default" w:ascii="Wingdings" w:hAnsi="Wingdings"/>
         <w:sz w:val="20"/>
       </w:rPr>
     </w:lvl>
@@ -2400,7 +3886,7 @@
         <w:ind w:left="3948" w:hanging="360"/>
       </w:pPr>
       <w:rPr>
-        <w:rFonts w:ascii="Wingdings" w:hAnsi="Wingdings" w:hint="default"/>
+        <w:rFonts w:hint="default" w:ascii="Wingdings" w:hAnsi="Wingdings"/>
         <w:sz w:val="20"/>
       </w:rPr>
     </w:lvl>
@@ -2416,7 +3902,7 @@
         <w:ind w:left="4668" w:hanging="360"/>
       </w:pPr>
       <w:rPr>
-        <w:rFonts w:ascii="Wingdings" w:hAnsi="Wingdings" w:hint="default"/>
+        <w:rFonts w:hint="default" w:ascii="Wingdings" w:hAnsi="Wingdings"/>
         <w:sz w:val="20"/>
       </w:rPr>
     </w:lvl>
@@ -2432,7 +3918,7 @@
         <w:ind w:left="5388" w:hanging="360"/>
       </w:pPr>
       <w:rPr>
-        <w:rFonts w:ascii="Wingdings" w:hAnsi="Wingdings" w:hint="default"/>
+        <w:rFonts w:hint="default" w:ascii="Wingdings" w:hAnsi="Wingdings"/>
         <w:sz w:val="20"/>
       </w:rPr>
     </w:lvl>
@@ -2448,7 +3934,7 @@
         <w:ind w:left="6108" w:hanging="360"/>
       </w:pPr>
       <w:rPr>
-        <w:rFonts w:ascii="Wingdings" w:hAnsi="Wingdings" w:hint="default"/>
+        <w:rFonts w:hint="default" w:ascii="Wingdings" w:hAnsi="Wingdings"/>
         <w:sz w:val="20"/>
       </w:rPr>
     </w:lvl>
@@ -2464,11 +3950,35 @@
         <w:ind w:left="6828" w:hanging="360"/>
       </w:pPr>
       <w:rPr>
-        <w:rFonts w:ascii="Wingdings" w:hAnsi="Wingdings" w:hint="default"/>
+        <w:rFonts w:hint="default" w:ascii="Wingdings" w:hAnsi="Wingdings"/>
         <w:sz w:val="20"/>
       </w:rPr>
     </w:lvl>
   </w:abstractNum>
+  <w:num w:numId="12">
+    <w:abstractNumId w:val="11"/>
+  </w:num>
+  <w:num w:numId="11">
+    <w:abstractNumId w:val="10"/>
+  </w:num>
+  <w:num w:numId="10">
+    <w:abstractNumId w:val="9"/>
+  </w:num>
+  <w:num w:numId="9">
+    <w:abstractNumId w:val="8"/>
+  </w:num>
+  <w:num w:numId="8">
+    <w:abstractNumId w:val="7"/>
+  </w:num>
+  <w:num w:numId="7">
+    <w:abstractNumId w:val="6"/>
+  </w:num>
+  <w:num w:numId="6">
+    <w:abstractNumId w:val="5"/>
+  </w:num>
+  <w:num w:numId="5">
+    <w:abstractNumId w:val="4"/>
+  </w:num>
   <w:num w:numId="1" w16cid:durableId="1508712729">
     <w:abstractNumId w:val="1"/>
   </w:num>
@@ -2489,7 +3999,7 @@
   <w:docDefaults>
     <w:rPrDefault>
       <w:rPr>
-        <w:rFonts w:asciiTheme="minorHAnsi" w:eastAsiaTheme="minorHAnsi" w:hAnsiTheme="minorHAnsi" w:cstheme="minorBidi"/>
+        <w:rFonts w:asciiTheme="minorHAnsi" w:hAnsiTheme="minorHAnsi" w:eastAsiaTheme="minorHAnsi" w:cstheme="minorBidi"/>
         <w:kern w:val="2"/>
         <w:sz w:val="24"/>
         <w:szCs w:val="24"/>
@@ -2506,14 +4016,14 @@
   <w:latentStyles w:defLockedState="0" w:defUIPriority="99" w:defSemiHidden="0" w:defUnhideWhenUsed="0" w:defQFormat="0" w:count="376">
     <w:lsdException w:name="Normal" w:uiPriority="0" w:qFormat="1"/>
     <w:lsdException w:name="heading 1" w:uiPriority="9" w:qFormat="1"/>
-    <w:lsdException w:name="heading 2" w:semiHidden="1" w:uiPriority="9" w:unhideWhenUsed="1" w:qFormat="1"/>
-    <w:lsdException w:name="heading 3" w:semiHidden="1" w:uiPriority="9" w:unhideWhenUsed="1" w:qFormat="1"/>
-    <w:lsdException w:name="heading 4" w:semiHidden="1" w:uiPriority="9" w:unhideWhenUsed="1" w:qFormat="1"/>
-    <w:lsdException w:name="heading 5" w:semiHidden="1" w:uiPriority="9" w:unhideWhenUsed="1" w:qFormat="1"/>
-    <w:lsdException w:name="heading 6" w:semiHidden="1" w:uiPriority="9" w:unhideWhenUsed="1" w:qFormat="1"/>
-    <w:lsdException w:name="heading 7" w:semiHidden="1" w:uiPriority="9" w:unhideWhenUsed="1" w:qFormat="1"/>
-    <w:lsdException w:name="heading 8" w:semiHidden="1" w:uiPriority="9" w:unhideWhenUsed="1" w:qFormat="1"/>
-    <w:lsdException w:name="heading 9" w:semiHidden="1" w:uiPriority="9" w:unhideWhenUsed="1" w:qFormat="1"/>
+    <w:lsdException w:name="heading 2" w:uiPriority="9" w:semiHidden="1" w:unhideWhenUsed="1" w:qFormat="1"/>
+    <w:lsdException w:name="heading 3" w:uiPriority="9" w:semiHidden="1" w:unhideWhenUsed="1" w:qFormat="1"/>
+    <w:lsdException w:name="heading 4" w:uiPriority="9" w:semiHidden="1" w:unhideWhenUsed="1" w:qFormat="1"/>
+    <w:lsdException w:name="heading 5" w:uiPriority="9" w:semiHidden="1" w:unhideWhenUsed="1" w:qFormat="1"/>
+    <w:lsdException w:name="heading 6" w:uiPriority="9" w:semiHidden="1" w:unhideWhenUsed="1" w:qFormat="1"/>
+    <w:lsdException w:name="heading 7" w:uiPriority="9" w:semiHidden="1" w:unhideWhenUsed="1" w:qFormat="1"/>
+    <w:lsdException w:name="heading 8" w:uiPriority="9" w:semiHidden="1" w:unhideWhenUsed="1" w:qFormat="1"/>
+    <w:lsdException w:name="heading 9" w:uiPriority="9" w:semiHidden="1" w:unhideWhenUsed="1" w:qFormat="1"/>
     <w:lsdException w:name="index 1" w:semiHidden="1" w:unhideWhenUsed="1"/>
     <w:lsdException w:name="index 2" w:semiHidden="1" w:unhideWhenUsed="1"/>
     <w:lsdException w:name="index 3" w:semiHidden="1" w:unhideWhenUsed="1"/>
@@ -2523,22 +4033,22 @@
     <w:lsdException w:name="index 7" w:semiHidden="1" w:unhideWhenUsed="1"/>
     <w:lsdException w:name="index 8" w:semiHidden="1" w:unhideWhenUsed="1"/>
     <w:lsdException w:name="index 9" w:semiHidden="1" w:unhideWhenUsed="1"/>
-    <w:lsdException w:name="toc 1" w:semiHidden="1" w:uiPriority="39" w:unhideWhenUsed="1"/>
-    <w:lsdException w:name="toc 2" w:semiHidden="1" w:uiPriority="39" w:unhideWhenUsed="1"/>
-    <w:lsdException w:name="toc 3" w:semiHidden="1" w:uiPriority="39" w:unhideWhenUsed="1"/>
-    <w:lsdException w:name="toc 4" w:semiHidden="1" w:uiPriority="39" w:unhideWhenUsed="1"/>
-    <w:lsdException w:name="toc 5" w:semiHidden="1" w:uiPriority="39" w:unhideWhenUsed="1"/>
-    <w:lsdException w:name="toc 6" w:semiHidden="1" w:uiPriority="39" w:unhideWhenUsed="1"/>
-    <w:lsdException w:name="toc 7" w:semiHidden="1" w:uiPriority="39" w:unhideWhenUsed="1"/>
-    <w:lsdException w:name="toc 8" w:semiHidden="1" w:uiPriority="39" w:unhideWhenUsed="1"/>
-    <w:lsdException w:name="toc 9" w:semiHidden="1" w:uiPriority="39" w:unhideWhenUsed="1"/>
+    <w:lsdException w:name="toc 1" w:uiPriority="39" w:semiHidden="1" w:unhideWhenUsed="1"/>
+    <w:lsdException w:name="toc 2" w:uiPriority="39" w:semiHidden="1" w:unhideWhenUsed="1"/>
+    <w:lsdException w:name="toc 3" w:uiPriority="39" w:semiHidden="1" w:unhideWhenUsed="1"/>
+    <w:lsdException w:name="toc 4" w:uiPriority="39" w:semiHidden="1" w:unhideWhenUsed="1"/>
+    <w:lsdException w:name="toc 5" w:uiPriority="39" w:semiHidden="1" w:unhideWhenUsed="1"/>
+    <w:lsdException w:name="toc 6" w:uiPriority="39" w:semiHidden="1" w:unhideWhenUsed="1"/>
+    <w:lsdException w:name="toc 7" w:uiPriority="39" w:semiHidden="1" w:unhideWhenUsed="1"/>
+    <w:lsdException w:name="toc 8" w:uiPriority="39" w:semiHidden="1" w:unhideWhenUsed="1"/>
+    <w:lsdException w:name="toc 9" w:uiPriority="39" w:semiHidden="1" w:unhideWhenUsed="1"/>
     <w:lsdException w:name="Normal Indent" w:semiHidden="1" w:unhideWhenUsed="1"/>
     <w:lsdException w:name="footnote text" w:semiHidden="1" w:unhideWhenUsed="1"/>
     <w:lsdException w:name="annotation text" w:semiHidden="1" w:unhideWhenUsed="1"/>
     <w:lsdException w:name="header" w:semiHidden="1" w:unhideWhenUsed="1"/>
     <w:lsdException w:name="footer" w:semiHidden="1" w:unhideWhenUsed="1"/>
     <w:lsdException w:name="index heading" w:semiHidden="1" w:unhideWhenUsed="1"/>
-    <w:lsdException w:name="caption" w:semiHidden="1" w:uiPriority="35" w:unhideWhenUsed="1" w:qFormat="1"/>
+    <w:lsdException w:name="caption" w:uiPriority="35" w:semiHidden="1" w:unhideWhenUsed="1" w:qFormat="1"/>
     <w:lsdException w:name="table of figures" w:semiHidden="1" w:unhideWhenUsed="1"/>
     <w:lsdException w:name="envelope address" w:semiHidden="1" w:unhideWhenUsed="1"/>
     <w:lsdException w:name="envelope return" w:semiHidden="1" w:unhideWhenUsed="1"/>
@@ -2569,7 +4079,7 @@
     <w:lsdException w:name="Title" w:uiPriority="10" w:qFormat="1"/>
     <w:lsdException w:name="Closing" w:semiHidden="1" w:unhideWhenUsed="1"/>
     <w:lsdException w:name="Signature" w:semiHidden="1" w:unhideWhenUsed="1"/>
-    <w:lsdException w:name="Default Paragraph Font" w:semiHidden="1" w:uiPriority="1" w:unhideWhenUsed="1"/>
+    <w:lsdException w:name="Default Paragraph Font" w:uiPriority="1" w:semiHidden="1" w:unhideWhenUsed="1"/>
     <w:lsdException w:name="Body Text" w:semiHidden="1" w:unhideWhenUsed="1"/>
     <w:lsdException w:name="Body Text Indent" w:semiHidden="1" w:unhideWhenUsed="1"/>
     <w:lsdException w:name="List Continue" w:semiHidden="1" w:unhideWhenUsed="1"/>
@@ -2769,8 +4279,8 @@
     <w:lsdException w:name="Subtle Reference" w:uiPriority="31" w:qFormat="1"/>
     <w:lsdException w:name="Intense Reference" w:uiPriority="32" w:qFormat="1"/>
     <w:lsdException w:name="Book Title" w:uiPriority="33" w:qFormat="1"/>
-    <w:lsdException w:name="Bibliography" w:semiHidden="1" w:uiPriority="37" w:unhideWhenUsed="1"/>
-    <w:lsdException w:name="TOC Heading" w:semiHidden="1" w:uiPriority="39" w:unhideWhenUsed="1" w:qFormat="1"/>
+    <w:lsdException w:name="Bibliography" w:uiPriority="37" w:semiHidden="1" w:unhideWhenUsed="1"/>
+    <w:lsdException w:name="TOC Heading" w:uiPriority="39" w:semiHidden="1" w:unhideWhenUsed="1" w:qFormat="1"/>
     <w:lsdException w:name="Plain Table 1" w:uiPriority="41"/>
     <w:lsdException w:name="Plain Table 2" w:uiPriority="42"/>
     <w:lsdException w:name="Plain Table 3" w:uiPriority="43"/>
@@ -2881,7 +4391,7 @@
     <w:lsdException w:name="Unresolved Mention" w:semiHidden="1" w:unhideWhenUsed="1"/>
     <w:lsdException w:name="Smart Link" w:semiHidden="1" w:unhideWhenUsed="1"/>
   </w:latentStyles>
-  <w:style w:type="paragraph" w:default="1" w:styleId="Normalny">
+  <w:style w:type="paragraph" w:styleId="Normalny" w:default="1">
     <w:name w:val="Normal"/>
     <w:qFormat/>
     <w:rsid w:val="00AF78CF"/>
@@ -2889,7 +4399,7 @@
       <w:spacing w:after="0" w:line="240" w:lineRule="auto"/>
     </w:pPr>
     <w:rPr>
-      <w:rFonts w:ascii="Times New Roman" w:eastAsia="Times New Roman" w:hAnsi="Times New Roman" w:cs="Times New Roman"/>
+      <w:rFonts w:ascii="Times New Roman" w:hAnsi="Times New Roman" w:eastAsia="Times New Roman" w:cs="Times New Roman"/>
       <w:color w:val="000000"/>
       <w:kern w:val="0"/>
       <w:sz w:val="22"/>
@@ -2913,7 +4423,7 @@
       <w:outlineLvl w:val="0"/>
     </w:pPr>
     <w:rPr>
-      <w:rFonts w:asciiTheme="majorHAnsi" w:eastAsiaTheme="majorEastAsia" w:hAnsiTheme="majorHAnsi" w:cstheme="majorBidi"/>
+      <w:rFonts w:asciiTheme="majorHAnsi" w:hAnsiTheme="majorHAnsi" w:eastAsiaTheme="majorEastAsia" w:cstheme="majorBidi"/>
       <w:color w:val="0F4761" w:themeColor="accent1" w:themeShade="BF"/>
       <w:sz w:val="40"/>
       <w:szCs w:val="40"/>
@@ -2935,7 +4445,7 @@
       <w:outlineLvl w:val="1"/>
     </w:pPr>
     <w:rPr>
-      <w:rFonts w:asciiTheme="majorHAnsi" w:eastAsiaTheme="majorEastAsia" w:hAnsiTheme="majorHAnsi" w:cstheme="majorBidi"/>
+      <w:rFonts w:asciiTheme="majorHAnsi" w:hAnsiTheme="majorHAnsi" w:eastAsiaTheme="majorEastAsia" w:cstheme="majorBidi"/>
       <w:color w:val="0F4761" w:themeColor="accent1" w:themeShade="BF"/>
       <w:sz w:val="32"/>
       <w:szCs w:val="32"/>
@@ -3093,12 +4603,12 @@
       <w:color w:val="272727" w:themeColor="text1" w:themeTint="D8"/>
     </w:rPr>
   </w:style>
-  <w:style w:type="character" w:default="1" w:styleId="Domylnaczcionkaakapitu">
+  <w:style w:type="character" w:styleId="Domylnaczcionkaakapitu" w:default="1">
     <w:name w:val="Default Paragraph Font"/>
     <w:uiPriority w:val="1"/>
     <w:unhideWhenUsed/>
   </w:style>
-  <w:style w:type="table" w:default="1" w:styleId="Standardowy">
+  <w:style w:type="table" w:styleId="Standardowy" w:default="1">
     <w:name w:val="Normal Table"/>
     <w:uiPriority w:val="99"/>
     <w:semiHidden/>
@@ -3113,39 +4623,39 @@
       </w:tblCellMar>
     </w:tblPr>
   </w:style>
-  <w:style w:type="numbering" w:default="1" w:styleId="Bezlisty">
+  <w:style w:type="numbering" w:styleId="Bezlisty" w:default="1">
     <w:name w:val="No List"/>
     <w:uiPriority w:val="99"/>
     <w:semiHidden/>
     <w:unhideWhenUsed/>
   </w:style>
-  <w:style w:type="character" w:customStyle="1" w:styleId="Nagwek1Znak">
+  <w:style w:type="character" w:styleId="Nagwek1Znak" w:customStyle="1">
     <w:name w:val="Nagłówek 1 Znak"/>
     <w:basedOn w:val="Domylnaczcionkaakapitu"/>
     <w:link w:val="Nagwek1"/>
     <w:uiPriority w:val="9"/>
     <w:rsid w:val="00AF78CF"/>
     <w:rPr>
-      <w:rFonts w:asciiTheme="majorHAnsi" w:eastAsiaTheme="majorEastAsia" w:hAnsiTheme="majorHAnsi" w:cstheme="majorBidi"/>
+      <w:rFonts w:asciiTheme="majorHAnsi" w:hAnsiTheme="majorHAnsi" w:eastAsiaTheme="majorEastAsia" w:cstheme="majorBidi"/>
       <w:color w:val="0F4761" w:themeColor="accent1" w:themeShade="BF"/>
       <w:sz w:val="40"/>
       <w:szCs w:val="40"/>
     </w:rPr>
   </w:style>
-  <w:style w:type="character" w:customStyle="1" w:styleId="Nagwek2Znak">
+  <w:style w:type="character" w:styleId="Nagwek2Znak" w:customStyle="1">
     <w:name w:val="Nagłówek 2 Znak"/>
     <w:basedOn w:val="Domylnaczcionkaakapitu"/>
     <w:link w:val="Nagwek2"/>
     <w:uiPriority w:val="9"/>
     <w:rsid w:val="00AF78CF"/>
     <w:rPr>
-      <w:rFonts w:asciiTheme="majorHAnsi" w:eastAsiaTheme="majorEastAsia" w:hAnsiTheme="majorHAnsi" w:cstheme="majorBidi"/>
+      <w:rFonts w:asciiTheme="majorHAnsi" w:hAnsiTheme="majorHAnsi" w:eastAsiaTheme="majorEastAsia" w:cstheme="majorBidi"/>
       <w:color w:val="0F4761" w:themeColor="accent1" w:themeShade="BF"/>
       <w:sz w:val="32"/>
       <w:szCs w:val="32"/>
     </w:rPr>
   </w:style>
-  <w:style w:type="character" w:customStyle="1" w:styleId="Nagwek3Znak">
+  <w:style w:type="character" w:styleId="Nagwek3Znak" w:customStyle="1">
     <w:name w:val="Nagłówek 3 Znak"/>
     <w:basedOn w:val="Domylnaczcionkaakapitu"/>
     <w:link w:val="Nagwek3"/>
@@ -3158,7 +4668,7 @@
       <w:szCs w:val="28"/>
     </w:rPr>
   </w:style>
-  <w:style w:type="character" w:customStyle="1" w:styleId="Nagwek4Znak">
+  <w:style w:type="character" w:styleId="Nagwek4Znak" w:customStyle="1">
     <w:name w:val="Nagłówek 4 Znak"/>
     <w:basedOn w:val="Domylnaczcionkaakapitu"/>
     <w:link w:val="Nagwek4"/>
@@ -3172,7 +4682,7 @@
       <w:color w:val="0F4761" w:themeColor="accent1" w:themeShade="BF"/>
     </w:rPr>
   </w:style>
-  <w:style w:type="character" w:customStyle="1" w:styleId="Nagwek5Znak">
+  <w:style w:type="character" w:styleId="Nagwek5Znak" w:customStyle="1">
     <w:name w:val="Nagłówek 5 Znak"/>
     <w:basedOn w:val="Domylnaczcionkaakapitu"/>
     <w:link w:val="Nagwek5"/>
@@ -3184,7 +4694,7 @@
       <w:color w:val="0F4761" w:themeColor="accent1" w:themeShade="BF"/>
     </w:rPr>
   </w:style>
-  <w:style w:type="character" w:customStyle="1" w:styleId="Nagwek6Znak">
+  <w:style w:type="character" w:styleId="Nagwek6Znak" w:customStyle="1">
     <w:name w:val="Nagłówek 6 Znak"/>
     <w:basedOn w:val="Domylnaczcionkaakapitu"/>
     <w:link w:val="Nagwek6"/>
@@ -3198,7 +4708,7 @@
       <w:color w:val="595959" w:themeColor="text1" w:themeTint="A6"/>
     </w:rPr>
   </w:style>
-  <w:style w:type="character" w:customStyle="1" w:styleId="Nagwek7Znak">
+  <w:style w:type="character" w:styleId="Nagwek7Znak" w:customStyle="1">
     <w:name w:val="Nagłówek 7 Znak"/>
     <w:basedOn w:val="Domylnaczcionkaakapitu"/>
     <w:link w:val="Nagwek7"/>
@@ -3210,7 +4720,7 @@
       <w:color w:val="595959" w:themeColor="text1" w:themeTint="A6"/>
     </w:rPr>
   </w:style>
-  <w:style w:type="character" w:customStyle="1" w:styleId="Nagwek8Znak">
+  <w:style w:type="character" w:styleId="Nagwek8Znak" w:customStyle="1">
     <w:name w:val="Nagłówek 8 Znak"/>
     <w:basedOn w:val="Domylnaczcionkaakapitu"/>
     <w:link w:val="Nagwek8"/>
@@ -3224,7 +4734,7 @@
       <w:color w:val="272727" w:themeColor="text1" w:themeTint="D8"/>
     </w:rPr>
   </w:style>
-  <w:style w:type="character" w:customStyle="1" w:styleId="Nagwek9Znak">
+  <w:style w:type="character" w:styleId="Nagwek9Znak" w:customStyle="1">
     <w:name w:val="Nagłówek 9 Znak"/>
     <w:basedOn w:val="Domylnaczcionkaakapitu"/>
     <w:link w:val="Nagwek9"/>
@@ -3249,21 +4759,21 @@
       <w:contextualSpacing/>
     </w:pPr>
     <w:rPr>
-      <w:rFonts w:asciiTheme="majorHAnsi" w:eastAsiaTheme="majorEastAsia" w:hAnsiTheme="majorHAnsi" w:cstheme="majorBidi"/>
+      <w:rFonts w:asciiTheme="majorHAnsi" w:hAnsiTheme="majorHAnsi" w:eastAsiaTheme="majorEastAsia" w:cstheme="majorBidi"/>
       <w:spacing w:val="-10"/>
       <w:kern w:val="28"/>
       <w:sz w:val="56"/>
       <w:szCs w:val="56"/>
     </w:rPr>
   </w:style>
-  <w:style w:type="character" w:customStyle="1" w:styleId="TytuZnak">
+  <w:style w:type="character" w:styleId="TytuZnak" w:customStyle="1">
     <w:name w:val="Tytuł Znak"/>
     <w:basedOn w:val="Domylnaczcionkaakapitu"/>
     <w:link w:val="Tytu"/>
     <w:uiPriority w:val="10"/>
     <w:rsid w:val="00AF78CF"/>
     <w:rPr>
-      <w:rFonts w:asciiTheme="majorHAnsi" w:eastAsiaTheme="majorEastAsia" w:hAnsiTheme="majorHAnsi" w:cstheme="majorBidi"/>
+      <w:rFonts w:asciiTheme="majorHAnsi" w:hAnsiTheme="majorHAnsi" w:eastAsiaTheme="majorEastAsia" w:cstheme="majorBidi"/>
       <w:spacing w:val="-10"/>
       <w:kern w:val="28"/>
       <w:sz w:val="56"/>
@@ -3291,7 +4801,7 @@
       <w:szCs w:val="28"/>
     </w:rPr>
   </w:style>
-  <w:style w:type="character" w:customStyle="1" w:styleId="PodtytuZnak">
+  <w:style w:type="character" w:styleId="PodtytuZnak" w:customStyle="1">
     <w:name w:val="Podtytuł Znak"/>
     <w:basedOn w:val="Domylnaczcionkaakapitu"/>
     <w:link w:val="Podtytu"/>
@@ -3323,7 +4833,7 @@
       <w:color w:val="404040" w:themeColor="text1" w:themeTint="BF"/>
     </w:rPr>
   </w:style>
-  <w:style w:type="character" w:customStyle="1" w:styleId="CytatZnak">
+  <w:style w:type="character" w:styleId="CytatZnak" w:customStyle="1">
     <w:name w:val="Cytat Znak"/>
     <w:basedOn w:val="Domylnaczcionkaakapitu"/>
     <w:link w:val="Cytat"/>
@@ -3368,8 +4878,8 @@
     <w:rsid w:val="00AF78CF"/>
     <w:pPr>
       <w:pBdr>
-        <w:top w:val="single" w:sz="4" w:space="10" w:color="0F4761" w:themeColor="accent1" w:themeShade="BF"/>
-        <w:bottom w:val="single" w:sz="4" w:space="10" w:color="0F4761" w:themeColor="accent1" w:themeShade="BF"/>
+        <w:top w:val="single" w:color="0F4761" w:themeColor="accent1" w:themeShade="BF" w:sz="4" w:space="10"/>
+        <w:bottom w:val="single" w:color="0F4761" w:themeColor="accent1" w:themeShade="BF" w:sz="4" w:space="10"/>
       </w:pBdr>
       <w:spacing w:before="360" w:after="360"/>
       <w:ind w:left="864" w:right="864"/>
@@ -3381,7 +4891,7 @@
       <w:color w:val="0F4761" w:themeColor="accent1" w:themeShade="BF"/>
     </w:rPr>
   </w:style>
-  <w:style w:type="character" w:customStyle="1" w:styleId="CytatintensywnyZnak">
+  <w:style w:type="character" w:styleId="CytatintensywnyZnak" w:customStyle="1">
     <w:name w:val="Cytat intensywny Znak"/>
     <w:basedOn w:val="Domylnaczcionkaakapitu"/>
     <w:link w:val="Cytatintensywny"/>
@@ -3417,12 +4927,12 @@
     </w:pPr>
     <w:tblPr>
       <w:tblBorders>
-        <w:top w:val="single" w:sz="4" w:space="0" w:color="auto"/>
-        <w:left w:val="single" w:sz="4" w:space="0" w:color="auto"/>
-        <w:bottom w:val="single" w:sz="4" w:space="0" w:color="auto"/>
-        <w:right w:val="single" w:sz="4" w:space="0" w:color="auto"/>
-        <w:insideH w:val="single" w:sz="4" w:space="0" w:color="auto"/>
-        <w:insideV w:val="single" w:sz="4" w:space="0" w:color="auto"/>
+        <w:top w:val="single" w:color="auto" w:sz="4" w:space="0"/>
+        <w:left w:val="single" w:color="auto" w:sz="4" w:space="0"/>
+        <w:bottom w:val="single" w:color="auto" w:sz="4" w:space="0"/>
+        <w:right w:val="single" w:color="auto" w:sz="4" w:space="0"/>
+        <w:insideH w:val="single" w:color="auto" w:sz="4" w:space="0"/>
+        <w:insideV w:val="single" w:color="auto" w:sz="4" w:space="0"/>
       </w:tblBorders>
     </w:tblPr>
   </w:style>
@@ -3449,7 +4959,7 @@
       <w:shd w:val="clear" w:color="auto" w:fill="E1DFDD"/>
     </w:rPr>
   </w:style>
-  <w:style w:type="paragraph" w:customStyle="1" w:styleId="font-claude-response-body">
+  <w:style w:type="paragraph" w:styleId="font-claude-response-body" w:customStyle="1">
     <w:name w:val="font-claude-response-body"/>
     <w:basedOn w:val="Normalny"/>
     <w:rsid w:val="000F1B00"/>
@@ -3496,7 +5006,7 @@
 </file>
 
 <file path=word/theme/theme1.xml><?xml version="1.0" encoding="utf-8"?>
-<a:theme xmlns:a="http://schemas.openxmlformats.org/drawingml/2006/main" name="Motyw pakietu Office">
+<a:theme xmlns:a="http://schemas.openxmlformats.org/drawingml/2006/main" xmlns:thm15="http://schemas.microsoft.com/office/thememl/2012/main" name="Motyw pakietu Office">
   <a:themeElements>
     <a:clrScheme name="Pakiet Office">
       <a:dk1>
